--- a/PRAMANA_V4/PRAMANA_Final_Report_for_Submission.docx
+++ b/PRAMANA_V4/PRAMANA_Final_Report_for_Submission.docx
@@ -203,6 +203,17 @@
         <w:t>3. 실험 연대기 (8세대) — 무엇을 검증했고 무엇이 죽었나</w:t>
       </w:r>
     </w:p>
+    <w:p>
+      <w:r>
+        <w:rPr>
+          <w:b w:val="0"/>
+          <w:i/>
+          <w:color w:val="808080"/>
+          <w:sz w:val="19"/>
+        </w:rPr>
+        <w:t>[네이밍 안내] 'PRAMANA'는 프로젝트명이고, v1~v8은 *전략 북(book)의 진화 세대*이다(프로젝트 버전이 아님). v1~v3은 횡단면·풀북 단계, v4~v8은 core-satellite 재설계 이후의 북 이터레이션(v4 Core Beta → v7 4-sleeve), A1은 최종 공격형 북이다. 저장소 폴더명 'PRAMANA_V4'는 core-satellite 재설계 시점의 *작업공간 라벨*일 뿐, 최신 북 버전(v7)이나 프로젝트 버전과 무관하다.</w:t>
+      </w:r>
+    </w:p>
     <w:tbl>
       <w:tblPr>
         <w:tblStyle w:val="LightGrid-Accent1"/>
@@ -225,7 +236,7 @@
               <w:rPr>
                 <w:b/>
               </w:rPr>
-              <w:t>세대</w:t>
+              <w:t>북 세대</w:t>
             </w:r>
           </w:p>
         </w:tc>
@@ -495,7 +506,7 @@
               <w:rPr>
                 <w:sz w:val="18"/>
               </w:rPr>
-              <w:t>V4–V6</w:t>
+              <w:t>v4–v6</w:t>
             </w:r>
           </w:p>
         </w:tc>
@@ -534,7 +545,7 @@
               <w:rPr>
                 <w:sz w:val="18"/>
               </w:rPr>
-              <w:t>V5 Sharpe≈QQQ(레버지 알파 아님)</w:t>
+              <w:t>v5 Sharpe≈QQQ(레버지 알파 아님)</w:t>
             </w:r>
           </w:p>
         </w:tc>
@@ -549,7 +560,7 @@
               <w:rPr>
                 <w:sz w:val="18"/>
               </w:rPr>
-              <w:t>V7</w:t>
+              <w:t>v7</w:t>
             </w:r>
           </w:p>
         </w:tc>
@@ -603,7 +614,7 @@
               <w:rPr>
                 <w:sz w:val="18"/>
               </w:rPr>
-              <w:t>V8</w:t>
+              <w:t>v8</w:t>
             </w:r>
           </w:p>
         </w:tc>

--- a/PRAMANA_V4/PRAMANA_Final_Report_for_Submission.docx
+++ b/PRAMANA_V4/PRAMANA_Final_Report_for_Submission.docx
@@ -70,7 +70,7 @@
           <w:i w:val="0"/>
           <w:sz w:val="21"/>
         </w:rPr>
-        <w:t>본 연구는 개인(solo) 연구자가 AI(LLM)를 보조 엔진으로 활용하여, 미국 주식·ETF를 대상으로 *검증 가능한* 체계적 알파를 탐색·검증하는 운영체계 PRAMANA를 구축한 기록이다. 핵심 방법론은 '데이터 정직성 → 비용 정직성 → 검증 통과 → 그 다음에야 모델 비교'라는 순서 잠금과, 모든 가설에 대한 **사전등록(pre-registration)·OOS·비용후·look-ahead 차단·적대적 AI 검수(adversarial council)·사전 kill 조건**의 일관 적용이다. 단순/선형 횡단면 팩터, 결합·트리·ML, 레버리지 베타, 4종의 마켓타이밍, intraday 급등주 setup, 그리고 정성(8-K 공시) 텍스트에 이르기까지 **8세대의 가설을 검증한 결과, 공개·저가 데이터 환경에서 개인이 SPY/QQQ를 위험조정 기준 반복적으로 초과하는 '매수형 알파'는 발견되지 않았다.** 이는 efficient market 가설, SPIVA(액티브 펀드 79%가 인덱스 미달), Gu-Kelly-Xiu(2020, ML 월 OOS R² 0.33–0.40%)와 정합하는 robust negative이다. 그러나 본 연구는 (1) 재사용 가능한 검증 OS, (2) 자체구축 PIT 벤치마크(실제 SPY와 corr 0.998), (3) 위험조정상 우월한 생존형 분산 코어(V7 4-sleeve), (4) 일관된 '악재 공시 회피' 필터, (5) 가짜 알파를 자본 투입 전에 제거하는 규율을 산출하였다.</w:t>
+        <w:t>본 연구는 개인(solo) 연구자가 AI(LLM)를 보조 엔진으로 활용하여, 미국 주식·ETF를 대상으로 *검증 가능한* 체계적 알파를 탐색·검증하는 운영체계 PRAMANA를 구축한 기록이다. 핵심 방법론은 '데이터 정직성 → 비용 정직성 → 검증 통과 → 그 다음에야 모델 비교'라는 순서 잠금과, 모든 가설에 대한 **사전등록(pre-registration)·OOS·비용후·look-ahead 차단·적대적 AI 검수(adversarial council)·사전 kill 조건**의 일관 적용이다. 단순/선형 횡단면 팩터, 결합·트리·ML, 레버리지 베타, 4종의 마켓타이밍, intraday 급등주 setup, 그리고 정성(8-K 공시) 텍스트에 이르기까지 **8세대의 가설을 유료 기관급 PIT 데이터(Sharadar Core US Equities·survivorship-free)와 무료 보조(EDGAR 8-K·yfinance forward)로 검증한 결과, 개인이 SPY/QQQ를 위험조정 기준 반복적으로 초과하는 '매수형 알파'는 발견되지 않았다.** (저품질 데이터 탓이 아니라 — 유료 기관급 데이터로도 부재한다는 점이 negative를 더 강하게 만든다.) 이는 efficient market 가설, SPIVA(액티브 펀드 79%가 인덱스 미달), Gu-Kelly-Xiu(2020, ML 월 OOS R² 0.33–0.40%)와 정합하는 robust negative이다. 그러나 본 연구는 (1) 재사용 가능한 검증 OS, (2) 자체구축 PIT 벤치마크(실제 SPY와 corr 0.998), (3) 위험조정상 우월한 생존형 분산 코어(V7 4-sleeve), (4) 일관된 '악재 공시 회피' 필터, (5) 가짜 알파를 자본 투입 전에 제거하는 규율을 산출하였다.</w:t>
       </w:r>
     </w:p>
     <w:p>
@@ -1194,7 +1194,7 @@
         <w:rPr>
           <w:sz w:val="20"/>
         </w:rPr>
-        <w:t>정보이론적 한계: 모델은 정보를 *추출*할 뿐 *창조*하지 않는다. 공개·정형 데이터에 잔존 알파가 작으면 어떤 ML도 한계를 넘지 못한다(GKX 월 OOS R² ≈ 0.4%).</w:t>
+        <w:t>정보이론적 한계: 모델은 정보를 *추출*할 뿐 *창조*하지 않는다. 기성·정형 데이터(유료 PIT 포함)에 잔존 알파가 작으면 어떤 ML도 한계를 넘지 못한다(GKX 월 OOS R² ≈ 0.4%).</w:t>
       </w:r>
     </w:p>
     <w:p>
@@ -1216,7 +1216,7 @@
         <w:rPr>
           <w:sz w:val="20"/>
         </w:rPr>
-        <w:t>산업 vs 개인: XTX·Jane Street 등은 단일 모델이 아니라 미세구조·유동성공급·초저지연 체결·독점데이터·자본·조직의 *시스템*으로 수익을 낸다. 개인이 공개데이터로 복제 불가능한 게임이다.</w:t>
+        <w:t>산업 vs 개인: XTX·Jane Street 등은 단일 모델이 아니라 미세구조·유동성공급·초저지연 체결·독점데이터·자본·조직의 *시스템*으로 수익을 낸다. 개인이 접근 가능한 데이터(유료 기성 PIT 포함)로는 복제 불가능한 게임이다.</w:t>
       </w:r>
     </w:p>
     <w:p>
@@ -1248,7 +1248,7 @@
           <w:i w:val="0"/>
           <w:sz w:val="21"/>
         </w:rPr>
-        <w:t>공개·저가 데이터 환경에서 개인이 SPY/QQQ를 위험조정 기준 반복적으로 초과하는 매수형 알파는 발견되지 않았다(8세대 robust negative). 그러나 본 연구는 실패가 아니라 *증명 완료*이며, 다음을 산출하였다: ① 재사용 검증 OS, ② PIT 벤치마크(corr 0.998), ③ 위험효율 우월한 생존형 코어 V7, ④ 악재 공시 회피 필터, ⑤ 가짜 알파를 자본 투입 전에 제거하는 규율. 최종적으로 프로젝트는 위험을 정직하게 인정한 공격형 페이퍼 구조 **PRAMANA A1 — Catalyst Confirmed Attack Book**(레버 ETF 없이 이벤트·정성 catalyst·비대칭 베팅으로 QQQ 초과를 *시도*; 검증된 알파가 아닌 위험예산 기반 베팅)으로 재정의된다.</w:t>
+        <w:t>유료 기관급 PIT 데이터(Sharadar)로도 개인이 SPY/QQQ를 위험조정 기준 반복적으로 초과하는 매수형 알파는 발견되지 않았다(8세대 robust negative · 저품질 데이터 탓이 아님). 그러나 본 연구는 실패가 아니라 *증명 완료*이며, 다음을 산출하였다: ① 재사용 검증 OS, ② PIT 벤치마크(corr 0.998), ③ 위험효율 우월한 생존형 코어 V7, ④ 악재 공시 회피 필터, ⑤ 가짜 알파를 자본 투입 전에 제거하는 규율. 최종적으로 프로젝트는 위험을 정직하게 인정한 공격형 페이퍼 구조 **PRAMANA A1 — Catalyst Confirmed Attack Book**(레버 ETF 없이 이벤트·정성 catalyst·비대칭 베팅으로 QQQ 초과를 *시도*; 검증된 알파가 아닌 위험예산 기반 베팅)으로 재정의된다.</w:t>
       </w:r>
     </w:p>
     <w:p>
@@ -1324,7 +1324,7 @@
           <w:i w:val="0"/>
           <w:sz w:val="21"/>
         </w:rPr>
-        <w:t>본 연구의 기여는 '알파를 찾았다'가 아니라 '솔로+공개데이터 환경에서 알파의 부재를 *엄격한 사전등록·OOS·비용후·적대적 검수로 robust하게 실증*하고, 재사용 가능한 검증 프레임워크를 구축했다'는 데 있다. Negative result이되 방법론적 엄밀성과 재현성(clone 후 2-command 재현·데이터 해시 동결)을 갖춘 정직한 연구이며, AI(LLM)를 *예측 엔진이 아니라 적대적 검수·정성 구조화 보조*로 위치시킨 운영 모델을 제시한다.</w:t>
+        <w:t>본 연구의 기여는 '알파를 찾았다'가 아니라 '솔로가 유료 기관급 데이터(Sharadar)까지 동원한 환경에서 알파의 부재를 *엄격한 사전등록·OOS·비용후·적대적 검수로 robust하게 실증*하고, 재사용 가능한 검증 프레임워크를 구축했다'는 데 있다. Negative result이되 방법론적 엄밀성과 재현성(clone 후 2-command 재현·데이터 해시 동결)을 갖춘 정직한 연구이며, AI(LLM)를 *예측 엔진이 아니라 적대적 검수·정성 구조화 보조*로 위치시킨 운영 모델을 제시한다.</w:t>
       </w:r>
     </w:p>
     <w:p>

--- a/PRAMANA_V4/PRAMANA_Final_Report_for_Submission.docx
+++ b/PRAMANA_V4/PRAMANA_Final_Report_for_Submission.docx
@@ -193,6 +193,59 @@
       </w:r>
     </w:p>
     <w:p>
+      <w:r>
+        <w:rPr>
+          <w:b/>
+          <w:i w:val="0"/>
+          <w:sz w:val="21"/>
+        </w:rPr>
+        <w:t>2.1 검증 OS의 핵심 증거 — '가짜 알파' 2건 적발·폐기</w:t>
+      </w:r>
+    </w:p>
+    <w:p>
+      <w:r>
+        <w:rPr>
+          <w:b w:val="0"/>
+          <w:i/>
+          <w:sz w:val="21"/>
+        </w:rPr>
+        <w:t>이 OS의 가치는 통과시킨 것이 아니라 *잡아낸 가짜 알파*에 있다. 적대적 검수(Codex)가 두 번의 look-ahead 누수를 적발해 '좋아 보이던' 후보를 폐기했다 — 검증 장치가 실제로 작동함을 보이는 핵심 증거다.</w:t>
+      </w:r>
+    </w:p>
+    <w:p>
+      <w:pPr>
+        <w:pStyle w:val="ListBullet"/>
+      </w:pPr>
+      <w:r>
+        <w:rPr>
+          <w:sz w:val="20"/>
+        </w:rPr>
+        <w:t>Receipt 1 (RVOL look-ahead · intraday): 초기 sim이 당일 전체 거래량을 진입 전에 사용(미래정보). 진입시점 누적 RVOL로 수정 후 재실행 → 엣지 붕괴(중앙값 −0.41%·false breakout 56%) → setup 폐기(DEAD).</w:t>
+      </w:r>
+    </w:p>
+    <w:p>
+      <w:pPr>
+        <w:pStyle w:val="ListBullet"/>
+      </w:pPr>
+      <w:r>
+        <w:rPr>
+          <w:sz w:val="20"/>
+        </w:rPr>
+        <w:t>Receipt 2 (동적 allocator same-day leak): 동적 배분이 당일 신호로 당일 수익을 계산. next-bar 수정 + ablation → 동적 기여 −113%p → 동적 타이밍 OFF 확정.</w:t>
+      </w:r>
+    </w:p>
+    <w:p>
+      <w:pPr>
+        <w:pStyle w:val="ListBullet"/>
+      </w:pPr>
+      <w:r>
+        <w:rPr>
+          <w:sz w:val="20"/>
+        </w:rPr>
+        <w:t>함의: 두 건 모두 누수 제거 후 '좋던' 결과가 사라졌다 — backtest 수익률보다 leakage/overfitting 방어가 본 연구의 실질이다.</w:t>
+      </w:r>
+    </w:p>
+    <w:p>
       <w:pPr>
         <w:pStyle w:val="Heading1"/>
       </w:pPr>
@@ -212,6 +265,285 @@
           <w:sz w:val="19"/>
         </w:rPr>
         <w:t>[네이밍 안내] 'PRAMANA'는 프로젝트명이고, v1~v8은 *전략 북(book)의 진화 세대*이다(프로젝트 버전이 아님). v1~v3은 횡단면·풀북 단계, v4~v8은 core-satellite 재설계 이후의 북 이터레이션(v4 Core Beta → v7 4-sleeve), A1은 최종 공격형 북이다. 저장소 폴더명 'PRAMANA_V4'는 core-satellite 재설계 시점의 *작업공간 라벨*일 뿐, 최신 북 버전(v7)이나 프로젝트 버전과 무관하다.</w:t>
+      </w:r>
+    </w:p>
+    <w:p>
+      <w:r>
+        <w:rPr>
+          <w:b w:val="0"/>
+          <w:i w:val="0"/>
+          <w:sz w:val="21"/>
+        </w:rPr>
+        <w:t>아래 8세대는 5개 의사결정 체크포인트로 압축된다 — 각 체크포인트는 직전 실패가 강제한 다음 가설이며, 알파 탐색이 좁아지는 깔때기다.</w:t>
+      </w:r>
+    </w:p>
+    <w:tbl>
+      <w:tblPr>
+        <w:tblStyle w:val="LightGrid-Accent1"/>
+        <w:tblW w:type="auto" w:w="0"/>
+        <w:tblLook w:firstColumn="1" w:firstRow="1" w:lastColumn="0" w:lastRow="0" w:noHBand="0" w:noVBand="1" w:val="04A0"/>
+      </w:tblPr>
+      <w:tblGrid>
+        <w:gridCol w:w="2880"/>
+        <w:gridCol w:w="2880"/>
+        <w:gridCol w:w="2880"/>
+      </w:tblGrid>
+      <w:tr>
+        <w:tc>
+          <w:tcPr>
+            <w:tcW w:type="dxa" w:w="2880"/>
+          </w:tcPr>
+          <w:p>
+            <w:r>
+              <w:rPr>
+                <w:b/>
+              </w:rPr>
+              <w:t>체크포인트</w:t>
+            </w:r>
+          </w:p>
+        </w:tc>
+        <w:tc>
+          <w:tcPr>
+            <w:tcW w:type="dxa" w:w="2880"/>
+          </w:tcPr>
+          <w:p>
+            <w:r>
+              <w:rPr>
+                <w:b/>
+              </w:rPr>
+              <w:t>가설</w:t>
+            </w:r>
+          </w:p>
+        </w:tc>
+        <w:tc>
+          <w:tcPr>
+            <w:tcW w:type="dxa" w:w="2880"/>
+          </w:tcPr>
+          <w:p>
+            <w:r>
+              <w:rPr>
+                <w:b/>
+              </w:rPr>
+              <w:t>결과 → 다음 가설을 강제</w:t>
+            </w:r>
+          </w:p>
+        </w:tc>
+      </w:tr>
+      <w:tr>
+        <w:tc>
+          <w:tcPr>
+            <w:tcW w:type="dxa" w:w="2880"/>
+          </w:tcPr>
+          <w:p>
+            <w:r>
+              <w:rPr>
+                <w:sz w:val="18"/>
+              </w:rPr>
+              <w:t>CP1 횡단면 팩터군</w:t>
+            </w:r>
+          </w:p>
+        </w:tc>
+        <w:tc>
+          <w:tcPr>
+            <w:tcW w:type="dxa" w:w="2880"/>
+          </w:tcPr>
+          <w:p>
+            <w:r>
+              <w:rPr>
+                <w:sz w:val="18"/>
+              </w:rPr>
+              <w:t>value/mom/quality/lowvol + ML</w:t>
+            </w:r>
+          </w:p>
+        </w:tc>
+        <w:tc>
+          <w:tcPr>
+            <w:tcW w:type="dxa" w:w="2880"/>
+          </w:tcPr>
+          <w:p>
+            <w:r>
+              <w:rPr>
+                <w:sz w:val="18"/>
+              </w:rPr>
+              <w:t>IC≈0(쉬운 알파 없음) → 레버리지로</w:t>
+            </w:r>
+          </w:p>
+        </w:tc>
+      </w:tr>
+      <w:tr>
+        <w:tc>
+          <w:tcPr>
+            <w:tcW w:type="dxa" w:w="2880"/>
+          </w:tcPr>
+          <w:p>
+            <w:r>
+              <w:rPr>
+                <w:sz w:val="18"/>
+              </w:rPr>
+              <w:t>CP2 풀 레버리지 북</w:t>
+            </w:r>
+          </w:p>
+        </w:tc>
+        <w:tc>
+          <w:tcPr>
+            <w:tcW w:type="dxa" w:w="2880"/>
+          </w:tcPr>
+          <w:p>
+            <w:r>
+              <w:rPr>
+                <w:sz w:val="18"/>
+              </w:rPr>
+              <w:t>trend+LETF·VRP·레버드 베타</w:t>
+            </w:r>
+          </w:p>
+        </w:tc>
+        <w:tc>
+          <w:tcPr>
+            <w:tcW w:type="dxa" w:w="2880"/>
+          </w:tcPr>
+          <w:p>
+            <w:r>
+              <w:rPr>
+                <w:sz w:val="18"/>
+              </w:rPr>
+              <w:t>SPY 위험조정 초과 실패(레버 ≠ 알파) → 구조 분산으로</w:t>
+            </w:r>
+          </w:p>
+        </w:tc>
+      </w:tr>
+      <w:tr>
+        <w:tc>
+          <w:tcPr>
+            <w:tcW w:type="dxa" w:w="2880"/>
+          </w:tcPr>
+          <w:p>
+            <w:r>
+              <w:rPr>
+                <w:sz w:val="18"/>
+              </w:rPr>
+              <w:t>CP3 코어-새틀라이트(4-sleeve)</w:t>
+            </w:r>
+          </w:p>
+        </w:tc>
+        <w:tc>
+          <w:tcPr>
+            <w:tcW w:type="dxa" w:w="2880"/>
+          </w:tcPr>
+          <w:p>
+            <w:r>
+              <w:rPr>
+                <w:sz w:val="18"/>
+              </w:rPr>
+              <w:t>구조적 분산 코어</w:t>
+            </w:r>
+          </w:p>
+        </w:tc>
+        <w:tc>
+          <w:tcPr>
+            <w:tcW w:type="dxa" w:w="2880"/>
+          </w:tcPr>
+          <w:p>
+            <w:r>
+              <w:rPr>
+                <w:sz w:val="18"/>
+              </w:rPr>
+              <w:t>베타지 알파 아님(위험효율) → 타이밍으로</w:t>
+            </w:r>
+          </w:p>
+        </w:tc>
+      </w:tr>
+      <w:tr>
+        <w:tc>
+          <w:tcPr>
+            <w:tcW w:type="dxa" w:w="2880"/>
+          </w:tcPr>
+          <w:p>
+            <w:r>
+              <w:rPr>
+                <w:sz w:val="18"/>
+              </w:rPr>
+              <w:t>CP4 마켓타이밍 ×4</w:t>
+            </w:r>
+          </w:p>
+        </w:tc>
+        <w:tc>
+          <w:tcPr>
+            <w:tcW w:type="dxa" w:w="2880"/>
+          </w:tcPr>
+          <w:p>
+            <w:r>
+              <w:rPr>
+                <w:sz w:val="18"/>
+              </w:rPr>
+              <w:t>regime/throttle/derisk/ladder</w:t>
+            </w:r>
+          </w:p>
+        </w:tc>
+        <w:tc>
+          <w:tcPr>
+            <w:tcW w:type="dxa" w:w="2880"/>
+          </w:tcPr>
+          <w:p>
+            <w:r>
+              <w:rPr>
+                <w:sz w:val="18"/>
+              </w:rPr>
+              <w:t>4전 4패(후행신호 벽) → 정성·이벤트로</w:t>
+            </w:r>
+          </w:p>
+        </w:tc>
+      </w:tr>
+      <w:tr>
+        <w:tc>
+          <w:tcPr>
+            <w:tcW w:type="dxa" w:w="2880"/>
+          </w:tcPr>
+          <w:p>
+            <w:r>
+              <w:rPr>
+                <w:sz w:val="18"/>
+              </w:rPr>
+              <w:t>CP5 A1/A2 공격 북</w:t>
+            </w:r>
+          </w:p>
+        </w:tc>
+        <w:tc>
+          <w:tcPr>
+            <w:tcW w:type="dxa" w:w="2880"/>
+          </w:tcPr>
+          <w:p>
+            <w:r>
+              <w:rPr>
+                <w:sz w:val="18"/>
+              </w:rPr>
+              <w:t>catalyst·비대칭 베팅</w:t>
+            </w:r>
+          </w:p>
+        </w:tc>
+        <w:tc>
+          <w:tcPr>
+            <w:tcW w:type="dxa" w:w="2880"/>
+          </w:tcPr>
+          <w:p>
+            <w:r>
+              <w:rPr>
+                <w:sz w:val="18"/>
+              </w:rPr>
+              <w:t>검증 알파 없음 — 정직한 위험베팅(에필로그)</w:t>
+            </w:r>
+          </w:p>
+        </w:tc>
+      </w:tr>
+    </w:tbl>
+    <w:p>
+      <w:r>
+        <w:rPr>
+          <w:b w:val="0"/>
+          <w:i/>
+          <w:color w:val="808080"/>
+          <w:sz w:val="18"/>
+        </w:rPr>
+        <w:t>(세부 원장 — 8세대 전체 판정)</w:t>
       </w:r>
     </w:p>
     <w:tbl>
@@ -1248,7 +1580,7 @@
           <w:i w:val="0"/>
           <w:sz w:val="21"/>
         </w:rPr>
-        <w:t>유료 기관급 PIT 데이터(Sharadar)로도 개인이 SPY/QQQ를 위험조정 기준 반복적으로 초과하는 매수형 알파는 발견되지 않았다(8세대 robust negative · 저품질 데이터 탓이 아님). 그러나 본 연구는 실패가 아니라 *증명 완료*이며, 다음을 산출하였다: ① 재사용 검증 OS, ② PIT 벤치마크(corr 0.998), ③ 위험효율 우월한 생존형 코어 V7, ④ 악재 공시 회피 필터, ⑤ 가짜 알파를 자본 투입 전에 제거하는 규율. 최종적으로 프로젝트는 위험을 정직하게 인정한 공격형 페이퍼 구조 **PRAMANA A1 — Catalyst Confirmed Attack Book**(레버 ETF 없이 이벤트·정성 catalyst·비대칭 베팅으로 QQQ 초과를 *시도*; 검증된 알파가 아닌 위험예산 기반 베팅)으로 재정의된다.</w:t>
+        <w:t>유료 기관급 PIT 데이터(Sharadar)로도 개인이 SPY/QQQ를 위험조정 기준 반복적으로 초과하는 매수형 알파는 발견되지 않았다(8세대 robust negative · 저품질 데이터 탓이 아님). 그러나 본 연구는 실패가 아니라 *증명 완료*이며, 다음을 산출하였다: ① 재사용 검증 OS, ② PIT 벤치마크(corr 0.998), ③ 위험효율 우월한 생존형 코어 V7, ④ 악재 공시 회피 필터, ⑤ 가짜 알파를 자본 투입 전에 제거하는 규율. 최종적으로 프로젝트는 위험을 정직하게 인정한 공격형 페이퍼 구조 **PRAMANA A1 — Catalyst Confirmed Attack Book**(레버 ETF 없이 이벤트·정성 catalyst·비대칭 베팅으로 QQQ 초과를 *시도*; 검증된 알파가 아닌 위험예산 기반 베팅), 그리고 그 변주인 **A2 — Convex Raider Book**(QQQ/TQQQ + Profit Vault · 동적 배분은 same-day 누수 수정 후 OFF)으로 재정의된다. 두 북 모두 *검증된 알파가 아니라* paper·자본권한 0의 위험예산 기반 공격 베팅이다(에필로그).</w:t>
       </w:r>
     </w:p>
     <w:p>
@@ -1324,7 +1656,7 @@
           <w:i w:val="0"/>
           <w:sz w:val="21"/>
         </w:rPr>
-        <w:t>본 연구의 기여는 '알파를 찾았다'가 아니라 '솔로가 유료 기관급 데이터(Sharadar)까지 동원한 환경에서 알파의 부재를 *엄격한 사전등록·OOS·비용후·적대적 검수로 robust하게 실증*하고, 재사용 가능한 검증 프레임워크를 구축했다'는 데 있다. Negative result이되 방법론적 엄밀성과 재현성(clone 후 2-command 재현·데이터 해시 동결)을 갖춘 정직한 연구이며, AI(LLM)를 *예측 엔진이 아니라 적대적 검수·정성 구조화 보조*로 위치시킨 운영 모델을 제시한다.</w:t>
+        <w:t>본 연구의 기여는 '알파를 찾았다'가 아니라 '솔로가 유료 기관급 데이터(Sharadar)까지 동원한 환경에서 알파의 부재를 *엄격한 사전등록·OOS·비용후·적대적 검수로 robust하게 실증*하고, 재사용 가능한 검증 프레임워크를 구축했다'는 데 있다. 특히 적대적 검수가 look-ahead 누수를 2회 적발해 가짜 알파를 폐기한 것(§2.1)은 본 OS가 '통과'가 아니라 '기각'으로 작동하는 false-alpha rejection machine임을 보인다. Negative result이되 방법론적 엄밀성과 재현성(clone 후 one-command 재현·데이터 해시 동결)을 갖춘 정직한 연구이며, AI(LLM)를 *예측 엔진이 아니라 적대적 검수·정성 구조화 보조*로 위치시킨 운영 모델을 제시한다.</w:t>
       </w:r>
     </w:p>
     <w:p>

--- a/PRAMANA_V4/PRAMANA_Final_Report_for_Submission.docx
+++ b/PRAMANA_V4/PRAMANA_Final_Report_for_Submission.docx
@@ -1167,11 +1167,250 @@
     <w:p>
       <w:r>
         <w:rPr>
+          <w:b w:val="0"/>
+          <w:i/>
+          <w:color w:val="808080"/>
+          <w:sz w:val="19"/>
+        </w:rPr>
+        <w:t>[성과 상태 정의 — 정직성] 아래 수치의 성격을 명확히 구분한다(backtest를 live 실적으로 오인 방지).</w:t>
+      </w:r>
+    </w:p>
+    <w:tbl>
+      <w:tblPr>
+        <w:tblStyle w:val="LightGrid-Accent1"/>
+        <w:tblW w:type="auto" w:w="0"/>
+        <w:tblLook w:firstColumn="1" w:firstRow="1" w:lastColumn="0" w:lastRow="0" w:noHBand="0" w:noVBand="1" w:val="04A0"/>
+      </w:tblPr>
+      <w:tblGrid>
+        <w:gridCol w:w="2880"/>
+        <w:gridCol w:w="2880"/>
+        <w:gridCol w:w="2880"/>
+      </w:tblGrid>
+      <w:tr>
+        <w:tc>
+          <w:tcPr>
+            <w:tcW w:type="dxa" w:w="2880"/>
+          </w:tcPr>
+          <w:p>
+            <w:r>
+              <w:rPr>
+                <w:b/>
+              </w:rPr>
+              <w:t>상태</w:t>
+            </w:r>
+          </w:p>
+        </w:tc>
+        <w:tc>
+          <w:tcPr>
+            <w:tcW w:type="dxa" w:w="2880"/>
+          </w:tcPr>
+          <w:p>
+            <w:r>
+              <w:rPr>
+                <w:b/>
+              </w:rPr>
+              <w:t>정의</w:t>
+            </w:r>
+          </w:p>
+        </w:tc>
+        <w:tc>
+          <w:tcPr>
+            <w:tcW w:type="dxa" w:w="2880"/>
+          </w:tcPr>
+          <w:p>
+            <w:r>
+              <w:rPr>
+                <w:b/>
+              </w:rPr>
+              <w:t>V7 현황</w:t>
+            </w:r>
+          </w:p>
+        </w:tc>
+      </w:tr>
+      <w:tr>
+        <w:tc>
+          <w:tcPr>
+            <w:tcW w:type="dxa" w:w="2880"/>
+          </w:tcPr>
+          <w:p>
+            <w:r>
+              <w:rPr>
+                <w:sz w:val="18"/>
+              </w:rPr>
+              <w:t>Backtest</w:t>
+            </w:r>
+          </w:p>
+        </w:tc>
+        <w:tc>
+          <w:tcPr>
+            <w:tcW w:type="dxa" w:w="2880"/>
+          </w:tcPr>
+          <w:p>
+            <w:r>
+              <w:rPr>
+                <w:sz w:val="18"/>
+              </w:rPr>
+              <w:t>과거 데이터 in-sample 재현(미래정보 차단)</w:t>
+            </w:r>
+          </w:p>
+        </w:tc>
+        <w:tc>
+          <w:tcPr>
+            <w:tcW w:type="dxa" w:w="2880"/>
+          </w:tcPr>
+          <w:p>
+            <w:r>
+              <w:rPr>
+                <w:sz w:val="18"/>
+              </w:rPr>
+              <w:t>2019~·비용후 — 아래 §4.1 수치 전부 이것</w:t>
+            </w:r>
+          </w:p>
+        </w:tc>
+      </w:tr>
+      <w:tr>
+        <w:tc>
+          <w:tcPr>
+            <w:tcW w:type="dxa" w:w="2880"/>
+          </w:tcPr>
+          <w:p>
+            <w:r>
+              <w:rPr>
+                <w:sz w:val="18"/>
+              </w:rPr>
+              <w:t>Warmup</w:t>
+            </w:r>
+          </w:p>
+        </w:tc>
+        <w:tc>
+          <w:tcPr>
+            <w:tcW w:type="dxa" w:w="2880"/>
+          </w:tcPr>
+          <w:p>
+            <w:r>
+              <w:rPr>
+                <w:sz w:val="18"/>
+              </w:rPr>
+              <w:t>forward 시작 전 캐시 적재</w:t>
+            </w:r>
+          </w:p>
+        </w:tc>
+        <w:tc>
+          <w:tcPr>
+            <w:tcW w:type="dxa" w:w="2880"/>
+          </w:tcPr>
+          <w:p>
+            <w:r>
+              <w:rPr>
+                <w:sz w:val="18"/>
+              </w:rPr>
+              <w:t>600d yfinance(대시보드 × 곡선 맥락·₩NAV 아님)</w:t>
+            </w:r>
+          </w:p>
+        </w:tc>
+      </w:tr>
+      <w:tr>
+        <w:tc>
+          <w:tcPr>
+            <w:tcW w:type="dxa" w:w="2880"/>
+          </w:tcPr>
+          <w:p>
+            <w:r>
+              <w:rPr>
+                <w:sz w:val="18"/>
+              </w:rPr>
+              <w:t>Forward paper</w:t>
+            </w:r>
+          </w:p>
+        </w:tc>
+        <w:tc>
+          <w:tcPr>
+            <w:tcW w:type="dxa" w:w="2880"/>
+          </w:tcPr>
+          <w:p>
+            <w:r>
+              <w:rPr>
+                <w:sz w:val="18"/>
+              </w:rPr>
+              <w:t>인셉션 이후 무인 관찰(자본 0)</w:t>
+            </w:r>
+          </w:p>
+        </w:tc>
+        <w:tc>
+          <w:tcPr>
+            <w:tcW w:type="dxa" w:w="2880"/>
+          </w:tcPr>
+          <w:p>
+            <w:r>
+              <w:rPr>
+                <w:sz w:val="18"/>
+              </w:rPr>
+              <w:t>인셉션 2026-06-11·실질 1~2거래일 — 성과 판단 근거 미달</w:t>
+            </w:r>
+          </w:p>
+        </w:tc>
+      </w:tr>
+      <w:tr>
+        <w:tc>
+          <w:tcPr>
+            <w:tcW w:type="dxa" w:w="2880"/>
+          </w:tcPr>
+          <w:p>
+            <w:r>
+              <w:rPr>
+                <w:sz w:val="18"/>
+              </w:rPr>
+              <w:t>Live capital</w:t>
+            </w:r>
+          </w:p>
+        </w:tc>
+        <w:tc>
+          <w:tcPr>
+            <w:tcW w:type="dxa" w:w="2880"/>
+          </w:tcPr>
+          <w:p>
+            <w:r>
+              <w:rPr>
+                <w:sz w:val="18"/>
+              </w:rPr>
+              <w:t>실제 자본 투입</w:t>
+            </w:r>
+          </w:p>
+        </w:tc>
+        <w:tc>
+          <w:tcPr>
+            <w:tcW w:type="dxa" w:w="2880"/>
+          </w:tcPr>
+          <w:p>
+            <w:r>
+              <w:rPr>
+                <w:sz w:val="18"/>
+              </w:rPr>
+              <w:t>0 (사람 게이트 전 영구 금지)</w:t>
+            </w:r>
+          </w:p>
+        </w:tc>
+      </w:tr>
+    </w:tbl>
+    <w:p>
+      <w:r>
+        <w:rPr>
+          <w:b w:val="0"/>
+          <w:i/>
+          <w:color w:val="808080"/>
+          <w:sz w:val="19"/>
+        </w:rPr>
+        <w:t>→ §4.1은 전부 Backtest다. forward paper는 1~2거래일로 성과 판단 근거가 아니며, live capital은 0이다. 무인 cron은 등록됐으나 실제 트리거는 미검증(live-ready, not live-validated).</w:t>
+      </w:r>
+    </w:p>
+    <w:p>
+      <w:r>
+        <w:rPr>
           <w:b/>
           <w:i w:val="0"/>
           <w:sz w:val="21"/>
         </w:rPr>
-        <w:t>4.1 멀티앵커 성과 (비용후·in-sample) — 분산 코어 V7 vs 인덱스</w:t>
+        <w:t>4.1 멀티앵커 성과 (비용후·in-sample/backtest) — 분산 코어 V7 vs 인덱스</w:t>
       </w:r>
     </w:p>
     <w:tbl>

--- a/PRAMANA_V4/PRAMANA_Final_Report_for_Submission.docx
+++ b/PRAMANA_V4/PRAMANA_Final_Report_for_Submission.docx
@@ -70,7 +70,7 @@
           <w:i w:val="0"/>
           <w:sz w:val="21"/>
         </w:rPr>
-        <w:t>본 연구는 개인(solo) 연구자가 AI(LLM)를 보조 엔진으로 활용하여, 미국 주식·ETF를 대상으로 *검증 가능한* 체계적 알파를 탐색·검증하는 운영체계 PRAMANA를 구축한 기록이다. 핵심 방법론은 '데이터 정직성 → 비용 정직성 → 검증 통과 → 그 다음에야 모델 비교'라는 순서 잠금과, 모든 가설에 대한 **사전등록(pre-registration)·OOS·비용후·look-ahead 차단·적대적 AI 검수(adversarial council)·사전 kill 조건**의 일관 적용이다. 단순/선형 횡단면 팩터, 결합·트리·ML, 레버리지 베타, 4종의 마켓타이밍, intraday 급등주 setup, 그리고 정성(8-K 공시) 텍스트에 이르기까지 **8세대의 가설을 유료 기관급 PIT 데이터(Sharadar Core US Equities·survivorship-free)와 무료 보조(EDGAR 8-K·yfinance forward)로 검증한 결과, 개인이 SPY/QQQ를 위험조정 기준 반복적으로 초과하는 '매수형 알파'는 발견되지 않았다.** (저품질 데이터 탓이 아니라 — 유료 기관급 데이터로도 부재한다는 점이 negative를 더 강하게 만든다.) 이는 efficient market 가설, SPIVA(액티브 펀드 79%가 인덱스 미달), Gu-Kelly-Xiu(2020, ML 월 OOS R² 0.33–0.40%)와 정합하는 robust negative이다. 그러나 본 연구는 (1) 재사용 가능한 검증 OS, (2) 자체구축 PIT 벤치마크(실제 SPY와 corr 0.998), (3) 위험조정상 우월한 생존형 분산 코어(V7 4-sleeve), (4) 일관된 '악재 공시 회피' 필터, (5) 가짜 알파를 자본 투입 전에 제거하는 규율을 산출하였다.</w:t>
+        <w:t>본 연구는 개인(solo) 연구자가 AI(LLM)를 보조 엔진으로 활용하여, 미국 주식·ETF를 대상으로 *검증 가능한* 체계적 알파를 탐색·검증하는 운영체계 PRAMANA를 구축한 기록이다. 핵심 방법론은 '데이터 정직성 → 비용 정직성 → 검증 통과 → 그 다음에야 모델 비교'라는 순서 잠금과, 모든 가설에 대한 **사전등록(pre-registration)·OOS·비용후·look-ahead 차단·적대적 AI 검수(adversarial council)·사전 kill 조건**의 일관 적용이다. 단순/선형 횡단면 팩터, 결합·트리·ML, 레버리지 베타, 4종의 마켓타이밍, intraday 급등주 setup, 그리고 정성(8-K 공시) 텍스트에 이르기까지 **8세대의 가설을 유료 기관급 PIT 데이터(Sharadar Core US Equities·survivorship-free)와 무료 보조(EDGAR 8-K·yfinance forward)로 검증한 결과, **이 데이터·비용·제약·기간(2016–2026)에서 개인이 SPY/QQQ를 위험조정 기준 반복적으로 초과하는 '매수형 알파'는 발견되지 않았다(범위 조건부 negative — 보편적 부재 주장이 아님).** (저품질 데이터 탓이 아니라 — 유료 기관급 데이터로도 부재한다는 점이 negative를 더 강하게 만든다.) 이는 efficient market 가설, SPIVA(액티브 펀드 79%가 인덱스 미달), Gu-Kelly-Xiu(2020, ML 월 OOS R² 0.33–0.40%)와 정합하는 robust negative이다. 그러나 본 연구는 (1) 재사용 가능한 검증 OS, (2) 자체구축 PIT 벤치마크(실제 SPY와 corr 0.998), (3) 위험조정상 우월한 생존형 분산 코어(V7 4-sleeve), (4) 일관된 '악재 공시 회피' 필터, (5) 가짜 알파를 자본 투입 전에 제거하는 규율을 산출하였다.</w:t>
       </w:r>
     </w:p>
     <w:p>
@@ -1406,6 +1406,300 @@
     <w:p>
       <w:r>
         <w:rPr>
+          <w:b w:val="0"/>
+          <w:i/>
+          <w:color w:val="808080"/>
+          <w:sz w:val="19"/>
+        </w:rPr>
+        <w:t>[Operation Receipt] 작동성은 산출물 존재가 아니라 실행으로 증명한다 — 실제 명령·산출·한계:</w:t>
+      </w:r>
+    </w:p>
+    <w:tbl>
+      <w:tblPr>
+        <w:tblStyle w:val="LightGrid-Accent1"/>
+        <w:tblW w:type="auto" w:w="0"/>
+        <w:tblLook w:firstColumn="1" w:firstRow="1" w:lastColumn="0" w:lastRow="0" w:noHBand="0" w:noVBand="1" w:val="04A0"/>
+      </w:tblPr>
+      <w:tblGrid>
+        <w:gridCol w:w="2160"/>
+        <w:gridCol w:w="2160"/>
+        <w:gridCol w:w="2160"/>
+        <w:gridCol w:w="2160"/>
+      </w:tblGrid>
+      <w:tr>
+        <w:tc>
+          <w:tcPr>
+            <w:tcW w:type="dxa" w:w="2160"/>
+          </w:tcPr>
+          <w:p>
+            <w:r>
+              <w:rPr>
+                <w:b/>
+              </w:rPr>
+              <w:t>구성요소</w:t>
+            </w:r>
+          </w:p>
+        </w:tc>
+        <w:tc>
+          <w:tcPr>
+            <w:tcW w:type="dxa" w:w="2160"/>
+          </w:tcPr>
+          <w:p>
+            <w:r>
+              <w:rPr>
+                <w:b/>
+              </w:rPr>
+              <w:t>실행 명령</w:t>
+            </w:r>
+          </w:p>
+        </w:tc>
+        <w:tc>
+          <w:tcPr>
+            <w:tcW w:type="dxa" w:w="2160"/>
+          </w:tcPr>
+          <w:p>
+            <w:r>
+              <w:rPr>
+                <w:b/>
+              </w:rPr>
+              <w:t>마지막 산출·상태</w:t>
+            </w:r>
+          </w:p>
+        </w:tc>
+        <w:tc>
+          <w:tcPr>
+            <w:tcW w:type="dxa" w:w="2160"/>
+          </w:tcPr>
+          <w:p>
+            <w:r>
+              <w:rPr>
+                <w:b/>
+              </w:rPr>
+              <w:t>한계</w:t>
+            </w:r>
+          </w:p>
+        </w:tc>
+      </w:tr>
+      <w:tr>
+        <w:tc>
+          <w:tcPr>
+            <w:tcW w:type="dxa" w:w="2160"/>
+          </w:tcPr>
+          <w:p>
+            <w:r>
+              <w:rPr>
+                <w:sz w:val="18"/>
+              </w:rPr>
+              <w:t>검증 파이프 B0</w:t>
+            </w:r>
+          </w:p>
+        </w:tc>
+        <w:tc>
+          <w:tcPr>
+            <w:tcW w:type="dxa" w:w="2160"/>
+          </w:tcPr>
+          <w:p>
+            <w:r>
+              <w:rPr>
+                <w:sz w:val="18"/>
+              </w:rPr>
+              <w:t>bash reproduce.sh (무료·키 불필요)</w:t>
+            </w:r>
+          </w:p>
+        </w:tc>
+        <w:tc>
+          <w:tcPr>
+            <w:tcW w:type="dxa" w:w="2160"/>
+          </w:tcPr>
+          <w:p>
+            <w:r>
+              <w:rPr>
+                <w:sz w:val="18"/>
+              </w:rPr>
+              <w:t>B0 machinery PASS · self-built PIT vs 실제 SPY corr 0.998</w:t>
+            </w:r>
+          </w:p>
+        </w:tc>
+        <w:tc>
+          <w:tcPr>
+            <w:tcW w:type="dxa" w:w="2160"/>
+          </w:tcPr>
+          <w:p>
+            <w:r>
+              <w:rPr>
+                <w:sz w:val="18"/>
+              </w:rPr>
+              <w:t>free=survivorship-biased smoke</w:t>
+            </w:r>
+          </w:p>
+        </w:tc>
+      </w:tr>
+      <w:tr>
+        <w:tc>
+          <w:tcPr>
+            <w:tcW w:type="dxa" w:w="2160"/>
+          </w:tcPr>
+          <w:p>
+            <w:r>
+              <w:rPr>
+                <w:sz w:val="18"/>
+              </w:rPr>
+              <w:t>V7 paper forward</w:t>
+            </w:r>
+          </w:p>
+        </w:tc>
+        <w:tc>
+          <w:tcPr>
+            <w:tcW w:type="dxa" w:w="2160"/>
+          </w:tcPr>
+          <w:p>
+            <w:r>
+              <w:rPr>
+                <w:sz w:val="18"/>
+              </w:rPr>
+              <w:t>engine/forward_runner_v7.py</w:t>
+            </w:r>
+          </w:p>
+        </w:tc>
+        <w:tc>
+          <w:tcPr>
+            <w:tcW w:type="dxa" w:w="2160"/>
+          </w:tcPr>
+          <w:p>
+            <w:r>
+              <w:rPr>
+                <w:sz w:val="18"/>
+              </w:rPr>
+              <w:t>forward 1~2거래일 · 자본0 · v7_forward_dashboard.html</w:t>
+            </w:r>
+          </w:p>
+        </w:tc>
+        <w:tc>
+          <w:tcPr>
+            <w:tcW w:type="dxa" w:w="2160"/>
+          </w:tcPr>
+          <w:p>
+            <w:r>
+              <w:rPr>
+                <w:sz w:val="18"/>
+              </w:rPr>
+              <w:t>cron 트리거 미검증(수동 실행)</w:t>
+            </w:r>
+          </w:p>
+        </w:tc>
+      </w:tr>
+      <w:tr>
+        <w:tc>
+          <w:tcPr>
+            <w:tcW w:type="dxa" w:w="2160"/>
+          </w:tcPr>
+          <w:p>
+            <w:r>
+              <w:rPr>
+                <w:sz w:val="18"/>
+              </w:rPr>
+              <w:t>A1/A2 paper book</w:t>
+            </w:r>
+          </w:p>
+        </w:tc>
+        <w:tc>
+          <w:tcPr>
+            <w:tcW w:type="dxa" w:w="2160"/>
+          </w:tcPr>
+          <w:p>
+            <w:r>
+              <w:rPr>
+                <w:sz w:val="18"/>
+              </w:rPr>
+              <w:t>engine/a1_live_runner.py · a2_live_runner.py</w:t>
+            </w:r>
+          </w:p>
+        </w:tc>
+        <w:tc>
+          <w:tcPr>
+            <w:tcW w:type="dxa" w:w="2160"/>
+          </w:tcPr>
+          <w:p>
+            <w:r>
+              <w:rPr>
+                <w:sz w:val="18"/>
+              </w:rPr>
+              <w:t>health.json ok · append-only NAV 로그</w:t>
+            </w:r>
+          </w:p>
+        </w:tc>
+        <w:tc>
+          <w:tcPr>
+            <w:tcW w:type="dxa" w:w="2160"/>
+          </w:tcPr>
+          <w:p>
+            <w:r>
+              <w:rPr>
+                <w:sz w:val="18"/>
+              </w:rPr>
+              <w:t>positions JSON 비면 cash</w:t>
+            </w:r>
+          </w:p>
+        </w:tc>
+      </w:tr>
+      <w:tr>
+        <w:tc>
+          <w:tcPr>
+            <w:tcW w:type="dxa" w:w="2160"/>
+          </w:tcPr>
+          <w:p>
+            <w:r>
+              <w:rPr>
+                <w:sz w:val="18"/>
+              </w:rPr>
+              <w:t>재현성 동결</w:t>
+            </w:r>
+          </w:p>
+        </w:tc>
+        <w:tc>
+          <w:tcPr>
+            <w:tcW w:type="dxa" w:w="2160"/>
+          </w:tcPr>
+          <w:p>
+            <w:r>
+              <w:rPr>
+                <w:sz w:val="18"/>
+              </w:rPr>
+              <w:t>b0 frozen snapshot (data_hash)</w:t>
+            </w:r>
+          </w:p>
+        </w:tc>
+        <w:tc>
+          <w:tcPr>
+            <w:tcW w:type="dxa" w:w="2160"/>
+          </w:tcPr>
+          <w:p>
+            <w:r>
+              <w:rPr>
+                <w:sz w:val="18"/>
+              </w:rPr>
+              <w:t>동일 해시 재현 PASS</w:t>
+            </w:r>
+          </w:p>
+        </w:tc>
+        <w:tc>
+          <w:tcPr>
+            <w:tcW w:type="dxa" w:w="2160"/>
+          </w:tcPr>
+          <w:p>
+            <w:r>
+              <w:rPr>
+                <w:sz w:val="18"/>
+              </w:rPr>
+              <w:t>paid 결과 재현은 Sharadar 키 필요</w:t>
+            </w:r>
+          </w:p>
+        </w:tc>
+      </w:tr>
+    </w:tbl>
+    <w:p>
+      <w:r>
+        <w:rPr>
           <w:b/>
           <w:i w:val="0"/>
           <w:sz w:val="21"/>
@@ -1819,7 +2113,7 @@
           <w:i w:val="0"/>
           <w:sz w:val="21"/>
         </w:rPr>
-        <w:t>유료 기관급 PIT 데이터(Sharadar)로도 개인이 SPY/QQQ를 위험조정 기준 반복적으로 초과하는 매수형 알파는 발견되지 않았다(8세대 robust negative · 저품질 데이터 탓이 아님). 그러나 본 연구는 실패가 아니라 *증명 완료*이며, 다음을 산출하였다: ① 재사용 검증 OS, ② PIT 벤치마크(corr 0.998), ③ 위험효율 우월한 생존형 코어 V7, ④ 악재 공시 회피 필터, ⑤ 가짜 알파를 자본 투입 전에 제거하는 규율. 최종적으로 프로젝트는 위험을 정직하게 인정한 공격형 페이퍼 구조 **PRAMANA A1 — Catalyst Confirmed Attack Book**(레버 ETF 없이 이벤트·정성 catalyst·비대칭 베팅으로 QQQ 초과를 *시도*; 검증된 알파가 아닌 위험예산 기반 베팅), 그리고 그 변주인 **A2 — Convex Raider Book**(QQQ/TQQQ + Profit Vault · 동적 배분은 same-day 누수 수정 후 OFF)으로 재정의된다. 두 북 모두 *검증된 알파가 아니라* paper·자본권한 0의 위험예산 기반 공격 베팅이다(에필로그).</w:t>
+        <w:t>유료 기관급 PIT 데이터(Sharadar)로도 개인이 SPY/QQQ를 위험조정 기준 반복적으로 초과하는 매수형 알파는 발견되지 않았다(8세대 robust negative · 저품질 데이터 탓이 아님). 그러나 본 연구는 실패가 아니라, *현재 데이터·비용·기간·제약(2016–2026)에서 반복 가능한 매수형 알파의 부재를 엄격히 실증*한 범위 조건부 결과이며, 다음을 산출하였다: ① 재사용 검증 OS, ② PIT 벤치마크(corr 0.998), ③ 위험효율 우월한 생존형 코어 V7, ④ 악재 공시 회피 필터, ⑤ 가짜 알파를 자본 투입 전에 제거하는 규율. 최종적으로 프로젝트는 위험을 정직하게 인정한 공격형 페이퍼 구조 **PRAMANA A1 — Catalyst Confirmed Attack Book**(레버 ETF 없이 이벤트·정성 catalyst·비대칭 베팅으로 QQQ 초과를 *시도*; 검증된 알파가 아닌 위험예산 기반 베팅), 그리고 그 변주인 **A2 — Convex Raider Book**(QQQ/TQQQ + Profit Vault · 동적 배분은 same-day 누수 수정 후 OFF)으로 재정의된다. 두 북 모두 *검증된 알파가 아니라* paper·자본권한 0의 위험예산 기반 공격 베팅이다(에필로그).</w:t>
       </w:r>
     </w:p>
     <w:p>
@@ -1898,6 +2192,245 @@
         <w:t>본 연구의 기여는 '알파를 찾았다'가 아니라 '솔로가 유료 기관급 데이터(Sharadar)까지 동원한 환경에서 알파의 부재를 *엄격한 사전등록·OOS·비용후·적대적 검수로 robust하게 실증*하고, 재사용 가능한 검증 프레임워크를 구축했다'는 데 있다. 특히 적대적 검수가 look-ahead 누수를 2회 적발해 가짜 알파를 폐기한 것(§2.1)은 본 OS가 '통과'가 아니라 '기각'으로 작동하는 false-alpha rejection machine임을 보인다. Negative result이되 방법론적 엄밀성과 재현성(clone 후 one-command 재현·데이터 해시 동결)을 갖춘 정직한 연구이며, AI(LLM)를 *예측 엔진이 아니라 적대적 검수·정성 구조화 보조*로 위치시킨 운영 모델을 제시한다.</w:t>
       </w:r>
     </w:p>
+    <w:p>
+      <w:pPr>
+        <w:pStyle w:val="Heading1"/>
+      </w:pPr>
+      <w:r>
+        <w:rPr>
+          <w:color w:val="1F3864"/>
+        </w:rPr>
+        <w:t>부록 A. 다중검정 통제 요약 (Trial Registry · DSR/PBO)</w:t>
+      </w:r>
+    </w:p>
+    <w:p>
+      <w:r>
+        <w:rPr>
+          <w:b w:val="0"/>
+          <w:i/>
+          <w:color w:val="808080"/>
+          <w:sz w:val="19"/>
+        </w:rPr>
+        <w:t>선택편향·overfit 통제 현황. 정식 수치 산출이 아닌 항목은 'conceptual(개념 적용)'로 명시해 과대주장을 피한다.</w:t>
+      </w:r>
+    </w:p>
+    <w:tbl>
+      <w:tblPr>
+        <w:tblStyle w:val="LightGrid-Accent1"/>
+        <w:tblW w:type="auto" w:w="0"/>
+        <w:tblLook w:firstColumn="1" w:firstRow="1" w:lastColumn="0" w:lastRow="0" w:noHBand="0" w:noVBand="1" w:val="04A0"/>
+      </w:tblPr>
+      <w:tblGrid>
+        <w:gridCol w:w="2880"/>
+        <w:gridCol w:w="2880"/>
+        <w:gridCol w:w="2880"/>
+      </w:tblGrid>
+      <w:tr>
+        <w:tc>
+          <w:tcPr>
+            <w:tcW w:type="dxa" w:w="2880"/>
+          </w:tcPr>
+          <w:p>
+            <w:r>
+              <w:rPr>
+                <w:b/>
+              </w:rPr>
+              <w:t>통제 항목</w:t>
+            </w:r>
+          </w:p>
+        </w:tc>
+        <w:tc>
+          <w:tcPr>
+            <w:tcW w:type="dxa" w:w="2880"/>
+          </w:tcPr>
+          <w:p>
+            <w:r>
+              <w:rPr>
+                <w:b/>
+              </w:rPr>
+              <w:t>적용</w:t>
+            </w:r>
+          </w:p>
+        </w:tc>
+        <w:tc>
+          <w:tcPr>
+            <w:tcW w:type="dxa" w:w="2880"/>
+          </w:tcPr>
+          <w:p>
+            <w:r>
+              <w:rPr>
+                <w:b/>
+              </w:rPr>
+              <w:t>비고</w:t>
+            </w:r>
+          </w:p>
+        </w:tc>
+      </w:tr>
+      <w:tr>
+        <w:tc>
+          <w:tcPr>
+            <w:tcW w:type="dxa" w:w="2880"/>
+          </w:tcPr>
+          <w:p>
+            <w:r>
+              <w:rPr>
+                <w:sz w:val="18"/>
+              </w:rPr>
+              <w:t>테스트한 전략 family</w:t>
+            </w:r>
+          </w:p>
+        </w:tc>
+        <w:tc>
+          <w:tcPr>
+            <w:tcW w:type="dxa" w:w="2880"/>
+          </w:tcPr>
+          <w:p>
+            <w:r>
+              <w:rPr>
+                <w:sz w:val="18"/>
+              </w:rPr>
+              <w:t>8세대(팩터·결합/ML·레버·분산·타이밍×4·intraday·8-K)</w:t>
+            </w:r>
+          </w:p>
+        </w:tc>
+        <w:tc>
+          <w:tcPr>
+            <w:tcW w:type="dxa" w:w="2880"/>
+          </w:tcPr>
+          <w:p>
+            <w:r>
+              <w:rPr>
+                <w:sz w:val="18"/>
+              </w:rPr>
+              <w:t>family별 사전등록 protocol 기록</w:t>
+            </w:r>
+          </w:p>
+        </w:tc>
+      </w:tr>
+      <w:tr>
+        <w:tc>
+          <w:tcPr>
+            <w:tcW w:type="dxa" w:w="2880"/>
+          </w:tcPr>
+          <w:p>
+            <w:r>
+              <w:rPr>
+                <w:sz w:val="18"/>
+              </w:rPr>
+              <w:t>사전등록 kill 조건</w:t>
+            </w:r>
+          </w:p>
+        </w:tc>
+        <w:tc>
+          <w:tcPr>
+            <w:tcW w:type="dxa" w:w="2880"/>
+          </w:tcPr>
+          <w:p>
+            <w:r>
+              <w:rPr>
+                <w:sz w:val="18"/>
+              </w:rPr>
+              <w:t>결과 보기 전 잠금(goalpost 고정)</w:t>
+            </w:r>
+          </w:p>
+        </w:tc>
+        <w:tc>
+          <w:tcPr>
+            <w:tcW w:type="dxa" w:w="2880"/>
+          </w:tcPr>
+          <w:p>
+            <w:r>
+              <w:rPr>
+                <w:sz w:val="18"/>
+              </w:rPr>
+              <w:t>Broad_Universe·AlphaLab·Crashpack protocol</w:t>
+            </w:r>
+          </w:p>
+        </w:tc>
+      </w:tr>
+      <w:tr>
+        <w:tc>
+          <w:tcPr>
+            <w:tcW w:type="dxa" w:w="2880"/>
+          </w:tcPr>
+          <w:p>
+            <w:r>
+              <w:rPr>
+                <w:sz w:val="18"/>
+              </w:rPr>
+              <w:t>next-bar·PIT·OOS·비용후</w:t>
+            </w:r>
+          </w:p>
+        </w:tc>
+        <w:tc>
+          <w:tcPr>
+            <w:tcW w:type="dxa" w:w="2880"/>
+          </w:tcPr>
+          <w:p>
+            <w:r>
+              <w:rPr>
+                <w:sz w:val="18"/>
+              </w:rPr>
+              <w:t>전 실험 일관 적용</w:t>
+            </w:r>
+          </w:p>
+        </w:tc>
+        <w:tc>
+          <w:tcPr>
+            <w:tcW w:type="dxa" w:w="2880"/>
+          </w:tcPr>
+          <w:p>
+            <w:r>
+              <w:rPr>
+                <w:sz w:val="18"/>
+              </w:rPr>
+              <w:t>look-ahead 2건 적발·수정(§2.1)</w:t>
+            </w:r>
+          </w:p>
+        </w:tc>
+      </w:tr>
+      <w:tr>
+        <w:tc>
+          <w:tcPr>
+            <w:tcW w:type="dxa" w:w="2880"/>
+          </w:tcPr>
+          <w:p>
+            <w:r>
+              <w:rPr>
+                <w:sz w:val="18"/>
+              </w:rPr>
+              <w:t>Deflated Sharpe / PBO</w:t>
+            </w:r>
+          </w:p>
+        </w:tc>
+        <w:tc>
+          <w:tcPr>
+            <w:tcW w:type="dxa" w:w="2880"/>
+          </w:tcPr>
+          <w:p>
+            <w:r>
+              <w:rPr>
+                <w:sz w:val="18"/>
+              </w:rPr>
+              <w:t>conceptual (개념 적용·전수 산출표는 미작성)</w:t>
+            </w:r>
+          </w:p>
+        </w:tc>
+        <w:tc>
+          <w:tcPr>
+            <w:tcW w:type="dxa" w:w="2880"/>
+          </w:tcPr>
+          <w:p>
+            <w:r>
+              <w:rPr>
+                <w:sz w:val="18"/>
+              </w:rPr>
+              <w:t>다중검정 인지 · 정식 계산은 향후 과제</w:t>
+            </w:r>
+          </w:p>
+        </w:tc>
+      </w:tr>
+    </w:tbl>
     <w:p>
       <w:r>
         <w:rPr>

--- a/PRAMANA_V4/PRAMANA_Final_Report_for_Submission.docx
+++ b/PRAMANA_V4/PRAMANA_Final_Report_for_Submission.docx
@@ -70,7 +70,7 @@
           <w:i w:val="0"/>
           <w:sz w:val="21"/>
         </w:rPr>
-        <w:t>본 연구는 개인(solo) 연구자가 AI(LLM)를 보조 엔진으로 활용하여, 미국 주식·ETF를 대상으로 *검증 가능한* 체계적 알파를 탐색·검증하는 운영체계 PRAMANA를 구축한 기록이다. 핵심 방법론은 '데이터 정직성 → 비용 정직성 → 검증 통과 → 그 다음에야 모델 비교'라는 순서 잠금과, 모든 가설에 대한 **사전등록(pre-registration)·OOS·비용후·look-ahead 차단·적대적 AI 검수(adversarial council)·사전 kill 조건**의 일관 적용이다. 단순/선형 횡단면 팩터, 결합·트리·ML, 레버리지 베타, 4종의 마켓타이밍, intraday 급등주 setup, 그리고 정성(8-K 공시) 텍스트에 이르기까지 **8세대의 가설을 유료 기관급 PIT 데이터(Sharadar Core US Equities·survivorship-free)와 무료 보조(EDGAR 8-K·yfinance forward)로 검증한 결과, **이 데이터·비용·제약·기간(2016–2026)에서 개인이 SPY/QQQ를 위험조정 기준 반복적으로 초과하는 '매수형 알파'는 발견되지 않았다(범위 조건부 negative — 보편적 부재 주장이 아님).** (저품질 데이터 탓이 아니라 — 유료 기관급 데이터로도 부재한다는 점이 negative를 더 강하게 만든다.) 이는 efficient market 가설, SPIVA(액티브 펀드 79%가 인덱스 미달), Gu-Kelly-Xiu(2020, ML 월 OOS R² 0.33–0.40%)와 정합하는 robust negative이다. 그러나 본 연구는 (1) 재사용 가능한 검증 OS, (2) 자체구축 PIT 벤치마크(실제 SPY와 corr 0.998), (3) 위험조정상 우월한 생존형 분산 코어(V7 4-sleeve), (4) 일관된 '악재 공시 회피' 필터, (5) 가짜 알파를 자본 투입 전에 제거하는 규율을 산출하였다.</w:t>
+        <w:t>본 연구는 개인(solo) 연구자가 AI(LLM)를 보조 엔진으로 활용하여, 미국 주식·ETF를 대상으로 *검증 가능한* 체계적 알파를 탐색·검증하는 운영체계 PRAMANA를 구축한 기록이다. 핵심 방법론은 '데이터 정직성 → 비용 정직성 → 검증 통과 → 그 다음에야 모델 비교'라는 순서 잠금과, 모든 가설에 대한 **사전등록(pre-registration)·OOS·비용후·look-ahead 차단·적대적 AI 검수(adversarial council)·사전 kill 조건**의 일관 적용이다. 단순/선형 횡단면 팩터, 결합·트리·ML, 레버리지 베타, 4종의 마켓타이밍, intraday 급등주 setup, 그리고 정성(8-K 공시) 텍스트에 이르기까지 **8세대의 가설을 유료 기관급 PIT 데이터(Sharadar Core US Equities·survivorship-free)와 무료 보조(EDGAR 8-K·yfinance forward)로 검증한 결과, **이 데이터·비용·제약·기간(2016–2026)에서 개인이 SPY/QQQ를 위험조정 기준 반복적으로 초과하는 '매수형 알파'는 발견되지 않았다(범위 조건부 negative — 보편적 부재 주장이 아님).** (저품질 데이터 탓이 아니라 — 유료 기관급 데이터로도 부재한다는 점이 negative를 더 강하게 만든다.) 이는 efficient market 가설, SPIVA(액티브 펀드 79%가 인덱스 미달), Gu-Kelly-Xiu(2020, ML 월 OOS R² 0.33–0.40%)와 정합하는 *scope-conditional negative*(8개 사전등록 시도 범위 — 보편적 부재 주장이 아님)이다. 그러나 본 연구는 (1) 재사용 가능한 검증 OS, (2) 자체구축 PIT 벤치마크(실제 SPY와 corr 0.998), (3) 위험조정상 우월한 생존형 분산 코어(V7 4-sleeve), (4) 일관된 '악재 공시 회피' 필터, (5) 가짜 알파를 자본 투입 전에 제거하는 규율을 산출하였다.</w:t>
       </w:r>
     </w:p>
     <w:p>
@@ -178,7 +178,7 @@
         <w:rPr>
           <w:sz w:val="20"/>
         </w:rPr>
-        <w:t>다중검정 통제: trial registry·deflated Sharpe·DSR/PBO 개념 적용.</w:t>
+        <w:t>다중검정 위험 통제: trial registry + 사전 kill 조건으로 1차 완화 (DSR/PBO는 정식 산출 미완료·향후 과제 — 개념적 인지 수준).</w:t>
       </w:r>
     </w:p>
     <w:p>
@@ -2113,7 +2113,7 @@
           <w:i w:val="0"/>
           <w:sz w:val="21"/>
         </w:rPr>
-        <w:t>유료 기관급 PIT 데이터(Sharadar)로도 개인이 SPY/QQQ를 위험조정 기준 반복적으로 초과하는 매수형 알파는 발견되지 않았다(8세대 robust negative · 저품질 데이터 탓이 아님). 그러나 본 연구는 실패가 아니라, *현재 데이터·비용·기간·제약(2016–2026)에서 반복 가능한 매수형 알파의 부재를 엄격히 실증*한 범위 조건부 결과이며, 다음을 산출하였다: ① 재사용 검증 OS, ② PIT 벤치마크(corr 0.998), ③ 위험효율 우월한 생존형 코어 V7, ④ 악재 공시 회피 필터, ⑤ 가짜 알파를 자본 투입 전에 제거하는 규율. 최종적으로 프로젝트는 위험을 정직하게 인정한 공격형 페이퍼 구조 **PRAMANA A1 — Catalyst Confirmed Attack Book**(레버 ETF 없이 이벤트·정성 catalyst·비대칭 베팅으로 QQQ 초과를 *시도*; 검증된 알파가 아닌 위험예산 기반 베팅), 그리고 그 변주인 **A2 — Convex Raider Book**(QQQ/TQQQ + Profit Vault · 동적 배분은 same-day 누수 수정 후 OFF)으로 재정의된다. 두 북 모두 *검증된 알파가 아니라* paper·자본권한 0의 위험예산 기반 공격 베팅이다(에필로그).</w:t>
+        <w:t>유료 기관급 PIT 데이터(Sharadar)로도 개인이 SPY/QQQ를 위험조정 기준 반복 초과하는 매수형 알파는 발견되지 않았다(8개 사전등록 시도의 *scope-conditional negative* · 저품질 데이터 탓 아님). 본 연구는 실패가 아니라 *현재 데이터·비용·기간·제약(2016–2026)에서 반복 가능한 매수형 알파의 부재를 엄격히 실증*한 범위 조건부 결과이며, 산출물은 ① 재사용 검증 OS, ② PIT 벤치마크(corr 0.998), ③ backtest 생존코어 후보 V7, ④ 악재 공시 회피 필터, ⑤ 가짜 알파를 자본 투입 전 제거하는 규율이다. (에필로그) 후속 페이퍼 북 A1(Catalyst Attack)·A2(Convex Raider)는 위험을 정직하게 인정한 paper·자본0 공격 베팅으로, *검증된 알파가 아니며 본 연구의 기여 주장도 아니다(not a contribution claim)*.</w:t>
       </w:r>
     </w:p>
     <w:p>
@@ -2451,6 +2451,72 @@
         <w:t>부속 자료: PRAMANA_Lineage_Dossier.docx(v1~V8 계보·LOCK) · PRAMANA_All_Experiments_Ledger.md · PRAMANA_Conclusions_OneLine.md · PRAMANA_A1_Attack_Book_Final.md · 라이브 대시보드(outputs/*.html) · 코드/데이터 repo(PAPER, no live).</w:t>
       </w:r>
     </w:p>
+    <w:p>
+      <w:pPr>
+        <w:pStyle w:val="Heading1"/>
+      </w:pPr>
+      <w:r>
+        <w:rPr>
+          <w:color w:val="1F3864"/>
+        </w:rPr>
+        <w:t>References</w:t>
+      </w:r>
+    </w:p>
+    <w:p>
+      <w:pPr>
+        <w:pStyle w:val="ListBullet"/>
+      </w:pPr>
+      <w:r>
+        <w:rPr>
+          <w:sz w:val="18"/>
+        </w:rPr>
+        <w:t>SPIVA U.S. Scorecard — S&amp;P Dow Jones Indices (액티브 펀드 다수가 인덱스 미달, ~79%).</w:t>
+      </w:r>
+    </w:p>
+    <w:p>
+      <w:pPr>
+        <w:pStyle w:val="ListBullet"/>
+      </w:pPr>
+      <w:r>
+        <w:rPr>
+          <w:sz w:val="18"/>
+        </w:rPr>
+        <w:t>Gu, Kelly &amp; Xiu (2020), Empirical Asset Pricing via Machine Learning, Review of Financial Studies (ML 월 OOS R² ≈ 0.33–0.40%).</w:t>
+      </w:r>
+    </w:p>
+    <w:p>
+      <w:pPr>
+        <w:pStyle w:val="ListBullet"/>
+      </w:pPr>
+      <w:r>
+        <w:rPr>
+          <w:sz w:val="18"/>
+        </w:rPr>
+        <w:t>Bailey &amp; Lopez de Prado (2014), The Deflated Sharpe Ratio, Journal of Portfolio Management (다중검정·선택편향 보정).</w:t>
+      </w:r>
+    </w:p>
+    <w:p>
+      <w:pPr>
+        <w:pStyle w:val="ListBullet"/>
+      </w:pPr>
+      <w:r>
+        <w:rPr>
+          <w:sz w:val="18"/>
+        </w:rPr>
+        <w:t>Harvey, Liu &amp; Zhu (2016), ...and the Cross-Section of Expected Returns, Review of Financial Studies (false discoveries · 임계 t).</w:t>
+      </w:r>
+    </w:p>
+    <w:p>
+      <w:pPr>
+        <w:pStyle w:val="ListBullet"/>
+      </w:pPr>
+      <w:r>
+        <w:rPr>
+          <w:sz w:val="18"/>
+        </w:rPr>
+        <w:t>Lopez de Prado (2018), Advances in Financial Machine Learning, Wiley (PBO · purged/embargoed CV).</w:t>
+      </w:r>
+    </w:p>
     <w:sectPr>
       <w:pgSz w:w="12240" w:h="15840"/>
       <w:pgMar w:top="1440" w:right="1800" w:bottom="1440" w:left="1800" w:header="720" w:footer="720" w:gutter="0"/>

--- a/PRAMANA_V4/PRAMANA_Final_Report_for_Submission.docx
+++ b/PRAMANA_V4/PRAMANA_Final_Report_for_Submission.docx
@@ -70,7 +70,7 @@
           <w:i w:val="0"/>
           <w:sz w:val="21"/>
         </w:rPr>
-        <w:t>본 연구는 개인(solo) 연구자가 AI(LLM)를 보조 엔진으로 활용하여, 미국 주식·ETF를 대상으로 *검증 가능한* 체계적 알파를 탐색·검증하는 운영체계 PRAMANA를 구축한 기록이다. 핵심 방법론은 '데이터 정직성 → 비용 정직성 → 검증 통과 → 그 다음에야 모델 비교'라는 순서 잠금과, 모든 가설에 대한 **사전등록(pre-registration)·OOS·비용후·look-ahead 차단·적대적 AI 검수(adversarial council)·사전 kill 조건**의 일관 적용이다. 단순/선형 횡단면 팩터, 결합·트리·ML, 레버리지 베타, 4종의 마켓타이밍, intraday 급등주 setup, 그리고 정성(8-K 공시) 텍스트에 이르기까지 **8세대의 가설을 유료 기관급 PIT 데이터(Sharadar Core US Equities·survivorship-free)와 무료 보조(EDGAR 8-K·yfinance forward)로 검증한 결과, **이 데이터·비용·제약·기간(2016–2026)에서 개인이 SPY/QQQ를 위험조정 기준 반복적으로 초과하는 '매수형 알파'는 발견되지 않았다(범위 조건부 negative — 보편적 부재 주장이 아님).** (저품질 데이터 탓이 아니라 — 유료 기관급 데이터로도 부재한다는 점이 negative를 더 강하게 만든다.) 이는 efficient market 가설, SPIVA(액티브 펀드 79%가 인덱스 미달), Gu-Kelly-Xiu(2020, ML 월 OOS R² 0.33–0.40%)와 정합하는 *scope-conditional negative*(8개 사전등록 시도 범위 — 보편적 부재 주장이 아님)이다. 그러나 본 연구는 (1) 재사용 가능한 검증 OS, (2) 자체구축 PIT 벤치마크(실제 SPY와 corr 0.998), (3) 위험조정상 우월한 생존형 분산 코어(V7 4-sleeve), (4) 일관된 '악재 공시 회피' 필터, (5) 가짜 알파를 자본 투입 전에 제거하는 규율을 산출하였다.</w:t>
+        <w:t>본 연구는 개인(solo) 연구자가 AI(LLM)를 보조 엔진으로 활용하여, 미국 주식·ETF를 대상으로 *검증 가능한* 체계적 알파를 탐색·검증하는 운영체계 PRAMANA를 구축한 기록이다. 핵심 방법론은 '데이터 정직성 → 비용 정직성 → 검증 통과 → 그 다음에야 모델 비교'라는 순서 잠금과, 모든 가설에 대한 **사전등록(pre-registration)·OOS·비용후·look-ahead 차단·적대적 AI 검수(adversarial council)·사전 kill 조건**의 일관 적용이다. 단순/선형 횡단면 팩터, 결합·트리·ML, 레버리지 베타, 4종의 마켓타이밍, intraday 급등주 setup, 그리고 정성(8-K 공시) 텍스트에 이르기까지 **8세대의 가설을 유료 기관급 PIT 데이터(Sharadar Core US Equities·survivorship-free)와 무료 보조(EDGAR 8-K·yfinance forward)로 검증한 결과, **이 데이터·비용·제약·기간(2016–2026)에서 개인이 SPY/QQQ를 위험조정 기준 반복적으로 초과하는 '매수형 알파'는 발견되지 않았다(범위 조건부 negative — 보편적 부재 주장이 아님).** (저품질 데이터 탓이 아니라 — 유료 기관급 데이터로도 부재한다는 점이 negative를 더 강하게 만든다.) 이는 efficient market 가설, 최근 SPIVA U.S. scorecards(대형주 액티브 펀드 다수가 인덱스 미달), Gu-Kelly-Xiu(2020 — 전문 대규모 ML에도 월 OOS R²가 ≈0.33–0.40%로 작고 구현 장벽이 큼)와 정합하는 *scope-conditional negative*(8개 사전등록 시도 범위 — 보편적 부재 주장이 아님)이다. 그러나 본 연구는 (1) 재사용 가능한 검증 OS, (2) 자체구축 PIT 벤치마크(실제 SPY와 corr 0.998), (3) 위험조정상 우월한 생존형 분산 코어(V7 4-sleeve), (4) 일관된 '악재 공시 회피' 필터, (5) 가짜 알파를 자본 투입 전에 제거하는 규율을 산출하였다.</w:t>
       </w:r>
     </w:p>
     <w:p>
@@ -2459,6 +2459,774 @@
         <w:rPr>
           <w:color w:val="1F3864"/>
         </w:rPr>
+        <w:t>부록 B. Evidence Ledger — 사전등록 8세대 trial 추적</w:t>
+      </w:r>
+    </w:p>
+    <w:p>
+      <w:r>
+        <w:rPr>
+          <w:b w:val="0"/>
+          <w:i/>
+          <w:color w:val="808080"/>
+          <w:sz w:val="19"/>
+        </w:rPr>
+        <w:t>각 시도의 사전등록 문서·데이터(PIT)·IS/OOS·비용·벤치·판정·kill·산출물 경로. negative result의 재현·감사를 위한 단일 인덱스(이 한 장이 '주장'을 '기록'으로 만든다).</w:t>
+      </w:r>
+    </w:p>
+    <w:tbl>
+      <w:tblPr>
+        <w:tblStyle w:val="LightGrid-Accent1"/>
+        <w:tblW w:type="auto" w:w="0"/>
+        <w:tblLook w:firstColumn="1" w:firstRow="1" w:lastColumn="0" w:lastRow="0" w:noHBand="0" w:noVBand="1" w:val="04A0"/>
+      </w:tblPr>
+      <w:tblGrid>
+        <w:gridCol w:w="1440"/>
+        <w:gridCol w:w="1440"/>
+        <w:gridCol w:w="1440"/>
+        <w:gridCol w:w="1440"/>
+        <w:gridCol w:w="1440"/>
+        <w:gridCol w:w="1440"/>
+      </w:tblGrid>
+      <w:tr>
+        <w:tc>
+          <w:tcPr>
+            <w:tcW w:type="dxa" w:w="1440"/>
+          </w:tcPr>
+          <w:p>
+            <w:r>
+              <w:rPr>
+                <w:b/>
+              </w:rPr>
+              <w:t>Trial</w:t>
+            </w:r>
+          </w:p>
+        </w:tc>
+        <w:tc>
+          <w:tcPr>
+            <w:tcW w:type="dxa" w:w="1440"/>
+          </w:tcPr>
+          <w:p>
+            <w:r>
+              <w:rPr>
+                <w:b/>
+              </w:rPr>
+              <w:t>사전등록·데이터(PIT)</w:t>
+            </w:r>
+          </w:p>
+        </w:tc>
+        <w:tc>
+          <w:tcPr>
+            <w:tcW w:type="dxa" w:w="1440"/>
+          </w:tcPr>
+          <w:p>
+            <w:r>
+              <w:rPr>
+                <w:b/>
+              </w:rPr>
+              <w:t>IS/OOS·비용</w:t>
+            </w:r>
+          </w:p>
+        </w:tc>
+        <w:tc>
+          <w:tcPr>
+            <w:tcW w:type="dxa" w:w="1440"/>
+          </w:tcPr>
+          <w:p>
+            <w:r>
+              <w:rPr>
+                <w:b/>
+              </w:rPr>
+              <w:t>벤치</w:t>
+            </w:r>
+          </w:p>
+        </w:tc>
+        <w:tc>
+          <w:tcPr>
+            <w:tcW w:type="dxa" w:w="1440"/>
+          </w:tcPr>
+          <w:p>
+            <w:r>
+              <w:rPr>
+                <w:b/>
+              </w:rPr>
+              <w:t>판정 / kill</w:t>
+            </w:r>
+          </w:p>
+        </w:tc>
+        <w:tc>
+          <w:tcPr>
+            <w:tcW w:type="dxa" w:w="1440"/>
+          </w:tcPr>
+          <w:p>
+            <w:r>
+              <w:rPr>
+                <w:b/>
+              </w:rPr>
+              <w:t>산출물 경로</w:t>
+            </w:r>
+          </w:p>
+        </w:tc>
+      </w:tr>
+      <w:tr>
+        <w:tc>
+          <w:tcPr>
+            <w:tcW w:type="dxa" w:w="1440"/>
+          </w:tcPr>
+          <w:p>
+            <w:r>
+              <w:rPr>
+                <w:sz w:val="18"/>
+              </w:rPr>
+              <w:t>v1 팩터</w:t>
+            </w:r>
+          </w:p>
+        </w:tc>
+        <w:tc>
+          <w:tcPr>
+            <w:tcW w:type="dxa" w:w="1440"/>
+          </w:tcPr>
+          <w:p>
+            <w:r>
+              <w:rPr>
+                <w:sz w:val="18"/>
+              </w:rPr>
+              <w:t>B2~B5 protocol · Sharadar PIT</w:t>
+            </w:r>
+          </w:p>
+        </w:tc>
+        <w:tc>
+          <w:tcPr>
+            <w:tcW w:type="dxa" w:w="1440"/>
+          </w:tcPr>
+          <w:p>
+            <w:r>
+              <w:rPr>
+                <w:sz w:val="18"/>
+              </w:rPr>
+              <w:t>walk-fwd · 비용후</w:t>
+            </w:r>
+          </w:p>
+        </w:tc>
+        <w:tc>
+          <w:tcPr>
+            <w:tcW w:type="dxa" w:w="1440"/>
+          </w:tcPr>
+          <w:p>
+            <w:r>
+              <w:rPr>
+                <w:sz w:val="18"/>
+              </w:rPr>
+              <w:t>cap-weight</w:t>
+            </w:r>
+          </w:p>
+        </w:tc>
+        <w:tc>
+          <w:tcPr>
+            <w:tcW w:type="dxa" w:w="1440"/>
+          </w:tcPr>
+          <w:p>
+            <w:r>
+              <w:rPr>
+                <w:sz w:val="18"/>
+              </w:rPr>
+              <w:t>FAIL (Rank IC≈0)</w:t>
+            </w:r>
+          </w:p>
+        </w:tc>
+        <w:tc>
+          <w:tcPr>
+            <w:tcW w:type="dxa" w:w="1440"/>
+          </w:tcPr>
+          <w:p>
+            <w:r>
+              <w:rPr>
+                <w:sz w:val="18"/>
+              </w:rPr>
+              <w:t>reports/B2B5_broad_result.md</w:t>
+            </w:r>
+          </w:p>
+        </w:tc>
+      </w:tr>
+      <w:tr>
+        <w:tc>
+          <w:tcPr>
+            <w:tcW w:type="dxa" w:w="1440"/>
+          </w:tcPr>
+          <w:p>
+            <w:r>
+              <w:rPr>
+                <w:sz w:val="18"/>
+              </w:rPr>
+              <w:t>v1 ML</w:t>
+            </w:r>
+          </w:p>
+        </w:tc>
+        <w:tc>
+          <w:tcPr>
+            <w:tcW w:type="dxa" w:w="1440"/>
+          </w:tcPr>
+          <w:p>
+            <w:r>
+              <w:rPr>
+                <w:sz w:val="18"/>
+              </w:rPr>
+              <w:t>결합·ridge·GBM·tree</w:t>
+            </w:r>
+          </w:p>
+        </w:tc>
+        <w:tc>
+          <w:tcPr>
+            <w:tcW w:type="dxa" w:w="1440"/>
+          </w:tcPr>
+          <w:p>
+            <w:r>
+              <w:rPr>
+                <w:sz w:val="18"/>
+              </w:rPr>
+              <w:t>OOS holdout · 비용후</w:t>
+            </w:r>
+          </w:p>
+        </w:tc>
+        <w:tc>
+          <w:tcPr>
+            <w:tcW w:type="dxa" w:w="1440"/>
+          </w:tcPr>
+          <w:p>
+            <w:r>
+              <w:rPr>
+                <w:sz w:val="18"/>
+              </w:rPr>
+              <w:t>cap-weight</w:t>
+            </w:r>
+          </w:p>
+        </w:tc>
+        <w:tc>
+          <w:tcPr>
+            <w:tcW w:type="dxa" w:w="1440"/>
+          </w:tcPr>
+          <w:p>
+            <w:r>
+              <w:rPr>
+                <w:sz w:val="18"/>
+              </w:rPr>
+              <w:t>FAIL (OOS net&lt;0)</w:t>
+            </w:r>
+          </w:p>
+        </w:tc>
+        <w:tc>
+          <w:tcPr>
+            <w:tcW w:type="dxa" w:w="1440"/>
+          </w:tcPr>
+          <w:p>
+            <w:r>
+              <w:rPr>
+                <w:sz w:val="18"/>
+              </w:rPr>
+              <w:t>reports/Phase1B_lowdof_result.md</w:t>
+            </w:r>
+          </w:p>
+        </w:tc>
+      </w:tr>
+      <w:tr>
+        <w:tc>
+          <w:tcPr>
+            <w:tcW w:type="dxa" w:w="1440"/>
+          </w:tcPr>
+          <w:p>
+            <w:r>
+              <w:rPr>
+                <w:sz w:val="18"/>
+              </w:rPr>
+              <w:t>v1 event</w:t>
+            </w:r>
+          </w:p>
+        </w:tc>
+        <w:tc>
+          <w:tcPr>
+            <w:tcW w:type="dxa" w:w="1440"/>
+          </w:tcPr>
+          <w:p>
+            <w:r>
+              <w:rPr>
+                <w:sz w:val="18"/>
+              </w:rPr>
+              <w:t>8-K surprise · EDGAR</w:t>
+            </w:r>
+          </w:p>
+        </w:tc>
+        <w:tc>
+          <w:tcPr>
+            <w:tcW w:type="dxa" w:w="1440"/>
+          </w:tcPr>
+          <w:p>
+            <w:r>
+              <w:rPr>
+                <w:sz w:val="18"/>
+              </w:rPr>
+              <w:t>next-bar</w:t>
+            </w:r>
+          </w:p>
+        </w:tc>
+        <w:tc>
+          <w:tcPr>
+            <w:tcW w:type="dxa" w:w="1440"/>
+          </w:tcPr>
+          <w:p>
+            <w:r>
+              <w:rPr>
+                <w:sz w:val="18"/>
+              </w:rPr>
+              <w:t>cap-weight</w:t>
+            </w:r>
+          </w:p>
+        </w:tc>
+        <w:tc>
+          <w:tcPr>
+            <w:tcW w:type="dxa" w:w="1440"/>
+          </w:tcPr>
+          <w:p>
+            <w:r>
+              <w:rPr>
+                <w:sz w:val="18"/>
+              </w:rPr>
+              <w:t>FAIL (−0.90%)</w:t>
+            </w:r>
+          </w:p>
+        </w:tc>
+        <w:tc>
+          <w:tcPr>
+            <w:tcW w:type="dxa" w:w="1440"/>
+          </w:tcPr>
+          <w:p>
+            <w:r>
+              <w:rPr>
+                <w:sz w:val="18"/>
+              </w:rPr>
+              <w:t>reports/US_event_drift_result.md</w:t>
+            </w:r>
+          </w:p>
+        </w:tc>
+      </w:tr>
+      <w:tr>
+        <w:tc>
+          <w:tcPr>
+            <w:tcW w:type="dxa" w:w="1440"/>
+          </w:tcPr>
+          <w:p>
+            <w:r>
+              <w:rPr>
+                <w:sz w:val="18"/>
+              </w:rPr>
+              <w:t>v3 풀북</w:t>
+            </w:r>
+          </w:p>
+        </w:tc>
+        <w:tc>
+          <w:tcPr>
+            <w:tcW w:type="dxa" w:w="1440"/>
+          </w:tcPr>
+          <w:p>
+            <w:r>
+              <w:rPr>
+                <w:sz w:val="18"/>
+              </w:rPr>
+              <w:t>trend/LETF/VRP/MR</w:t>
+            </w:r>
+          </w:p>
+        </w:tc>
+        <w:tc>
+          <w:tcPr>
+            <w:tcW w:type="dxa" w:w="1440"/>
+          </w:tcPr>
+          <w:p>
+            <w:r>
+              <w:rPr>
+                <w:sz w:val="18"/>
+              </w:rPr>
+              <w:t>비용후 · turnover</w:t>
+            </w:r>
+          </w:p>
+        </w:tc>
+        <w:tc>
+          <w:tcPr>
+            <w:tcW w:type="dxa" w:w="1440"/>
+          </w:tcPr>
+          <w:p>
+            <w:r>
+              <w:rPr>
+                <w:sz w:val="18"/>
+              </w:rPr>
+              <w:t>SPY</w:t>
+            </w:r>
+          </w:p>
+        </w:tc>
+        <w:tc>
+          <w:tcPr>
+            <w:tcW w:type="dxa" w:w="1440"/>
+          </w:tcPr>
+          <w:p>
+            <w:r>
+              <w:rPr>
+                <w:sz w:val="18"/>
+              </w:rPr>
+              <w:t>REJECT (노이즈·tail)</w:t>
+            </w:r>
+          </w:p>
+        </w:tc>
+        <w:tc>
+          <w:tcPr>
+            <w:tcW w:type="dxa" w:w="1440"/>
+          </w:tcPr>
+          <w:p>
+            <w:r>
+              <w:rPr>
+                <w:sz w:val="18"/>
+              </w:rPr>
+              <w:t>reports/V3_*_result.md</w:t>
+            </w:r>
+          </w:p>
+        </w:tc>
+      </w:tr>
+      <w:tr>
+        <w:tc>
+          <w:tcPr>
+            <w:tcW w:type="dxa" w:w="1440"/>
+          </w:tcPr>
+          <w:p>
+            <w:r>
+              <w:rPr>
+                <w:sz w:val="18"/>
+              </w:rPr>
+              <w:t>v4~v6</w:t>
+            </w:r>
+          </w:p>
+        </w:tc>
+        <w:tc>
+          <w:tcPr>
+            <w:tcW w:type="dxa" w:w="1440"/>
+          </w:tcPr>
+          <w:p>
+            <w:r>
+              <w:rPr>
+                <w:sz w:val="18"/>
+              </w:rPr>
+              <w:t>Core/레버/분산 · yfinance</w:t>
+            </w:r>
+          </w:p>
+        </w:tc>
+        <w:tc>
+          <w:tcPr>
+            <w:tcW w:type="dxa" w:w="1440"/>
+          </w:tcPr>
+          <w:p>
+            <w:r>
+              <w:rPr>
+                <w:sz w:val="18"/>
+              </w:rPr>
+              <w:t>멀티앵커 · 비용후</w:t>
+            </w:r>
+          </w:p>
+        </w:tc>
+        <w:tc>
+          <w:tcPr>
+            <w:tcW w:type="dxa" w:w="1440"/>
+          </w:tcPr>
+          <w:p>
+            <w:r>
+              <w:rPr>
+                <w:sz w:val="18"/>
+              </w:rPr>
+              <w:t>SPY/QQQ</w:t>
+            </w:r>
+          </w:p>
+        </w:tc>
+        <w:tc>
+          <w:tcPr>
+            <w:tcW w:type="dxa" w:w="1440"/>
+          </w:tcPr>
+          <w:p>
+            <w:r>
+              <w:rPr>
+                <w:sz w:val="18"/>
+              </w:rPr>
+              <w:t>알파 아님 (Sharpe≈QQQ)</w:t>
+            </w:r>
+          </w:p>
+        </w:tc>
+        <w:tc>
+          <w:tcPr>
+            <w:tcW w:type="dxa" w:w="1440"/>
+          </w:tcPr>
+          <w:p>
+            <w:r>
+              <w:rPr>
+                <w:sz w:val="18"/>
+              </w:rPr>
+              <w:t>PRAMANA_V5_Problem_Frame_v0.2.md</w:t>
+            </w:r>
+          </w:p>
+        </w:tc>
+      </w:tr>
+      <w:tr>
+        <w:tc>
+          <w:tcPr>
+            <w:tcW w:type="dxa" w:w="1440"/>
+          </w:tcPr>
+          <w:p>
+            <w:r>
+              <w:rPr>
+                <w:sz w:val="18"/>
+              </w:rPr>
+              <w:t>v7 4-sleeve</w:t>
+            </w:r>
+          </w:p>
+        </w:tc>
+        <w:tc>
+          <w:tcPr>
+            <w:tcW w:type="dxa" w:w="1440"/>
+          </w:tcPr>
+          <w:p>
+            <w:r>
+              <w:rPr>
+                <w:sz w:val="18"/>
+              </w:rPr>
+              <w:t>test_4sleeve · 2019~</w:t>
+            </w:r>
+          </w:p>
+        </w:tc>
+        <w:tc>
+          <w:tcPr>
+            <w:tcW w:type="dxa" w:w="1440"/>
+          </w:tcPr>
+          <w:p>
+            <w:r>
+              <w:rPr>
+                <w:sz w:val="18"/>
+              </w:rPr>
+              <w:t>비용후</w:t>
+            </w:r>
+          </w:p>
+        </w:tc>
+        <w:tc>
+          <w:tcPr>
+            <w:tcW w:type="dxa" w:w="1440"/>
+          </w:tcPr>
+          <w:p>
+            <w:r>
+              <w:rPr>
+                <w:sz w:val="18"/>
+              </w:rPr>
+              <w:t>QQQ</w:t>
+            </w:r>
+          </w:p>
+        </w:tc>
+        <w:tc>
+          <w:tcPr>
+            <w:tcW w:type="dxa" w:w="1440"/>
+          </w:tcPr>
+          <w:p>
+            <w:r>
+              <w:rPr>
+                <w:sz w:val="18"/>
+              </w:rPr>
+              <w:t>backtest 생존 후보 (paper)</w:t>
+            </w:r>
+          </w:p>
+        </w:tc>
+        <w:tc>
+          <w:tcPr>
+            <w:tcW w:type="dxa" w:w="1440"/>
+          </w:tcPr>
+          <w:p>
+            <w:r>
+              <w:rPr>
+                <w:sz w:val="18"/>
+              </w:rPr>
+              <w:t>reports/MT1_result.md · v7 dashboard</w:t>
+            </w:r>
+          </w:p>
+        </w:tc>
+      </w:tr>
+      <w:tr>
+        <w:tc>
+          <w:tcPr>
+            <w:tcW w:type="dxa" w:w="1440"/>
+          </w:tcPr>
+          <w:p>
+            <w:r>
+              <w:rPr>
+                <w:sz w:val="18"/>
+              </w:rPr>
+              <w:t>v8 레버</w:t>
+            </w:r>
+          </w:p>
+        </w:tc>
+        <w:tc>
+          <w:tcPr>
+            <w:tcW w:type="dxa" w:w="1440"/>
+          </w:tcPr>
+          <w:p>
+            <w:r>
+              <w:rPr>
+                <w:sz w:val="18"/>
+              </w:rPr>
+              <w:t>crash-pack proxy</w:t>
+            </w:r>
+          </w:p>
+        </w:tc>
+        <w:tc>
+          <w:tcPr>
+            <w:tcW w:type="dxa" w:w="1440"/>
+          </w:tcPr>
+          <w:p>
+            <w:r>
+              <w:rPr>
+                <w:sz w:val="18"/>
+              </w:rPr>
+              <w:t>2000/2008 stress</w:t>
+            </w:r>
+          </w:p>
+        </w:tc>
+        <w:tc>
+          <w:tcPr>
+            <w:tcW w:type="dxa" w:w="1440"/>
+          </w:tcPr>
+          <w:p>
+            <w:r>
+              <w:rPr>
+                <w:sz w:val="18"/>
+              </w:rPr>
+              <w:t>A1 MDD cap</w:t>
+            </w:r>
+          </w:p>
+        </w:tc>
+        <w:tc>
+          <w:tcPr>
+            <w:tcW w:type="dxa" w:w="1440"/>
+          </w:tcPr>
+          <w:p>
+            <w:r>
+              <w:rPr>
+                <w:sz w:val="18"/>
+              </w:rPr>
+              <w:t>REJECT (닷컴 −49%)</w:t>
+            </w:r>
+          </w:p>
+        </w:tc>
+        <w:tc>
+          <w:tcPr>
+            <w:tcW w:type="dxa" w:w="1440"/>
+          </w:tcPr>
+          <w:p>
+            <w:r>
+              <w:rPr>
+                <w:sz w:val="18"/>
+              </w:rPr>
+              <w:t>reports/V8_Candidate_crashpack_result.md</w:t>
+            </w:r>
+          </w:p>
+        </w:tc>
+      </w:tr>
+      <w:tr>
+        <w:tc>
+          <w:tcPr>
+            <w:tcW w:type="dxa" w:w="1440"/>
+          </w:tcPr>
+          <w:p>
+            <w:r>
+              <w:rPr>
+                <w:sz w:val="18"/>
+              </w:rPr>
+              <w:t>Alpha Lab</w:t>
+            </w:r>
+          </w:p>
+        </w:tc>
+        <w:tc>
+          <w:tcPr>
+            <w:tcW w:type="dxa" w:w="1440"/>
+          </w:tcPr>
+          <w:p>
+            <w:r>
+              <w:rPr>
+                <w:sz w:val="18"/>
+              </w:rPr>
+              <w:t>AlphaLab v1/v2 protocol</w:t>
+            </w:r>
+          </w:p>
+        </w:tc>
+        <w:tc>
+          <w:tcPr>
+            <w:tcW w:type="dxa" w:w="1440"/>
+          </w:tcPr>
+          <w:p>
+            <w:r>
+              <w:rPr>
+                <w:sz w:val="18"/>
+              </w:rPr>
+              <w:t>entry-time · forward</w:t>
+            </w:r>
+          </w:p>
+        </w:tc>
+        <w:tc>
+          <w:tcPr>
+            <w:tcW w:type="dxa" w:w="1440"/>
+          </w:tcPr>
+          <w:p>
+            <w:r>
+              <w:rPr>
+                <w:sz w:val="18"/>
+              </w:rPr>
+              <w:t>SPY</w:t>
+            </w:r>
+          </w:p>
+        </w:tc>
+        <w:tc>
+          <w:tcPr>
+            <w:tcW w:type="dxa" w:w="1440"/>
+          </w:tcPr>
+          <w:p>
+            <w:r>
+              <w:rPr>
+                <w:sz w:val="18"/>
+              </w:rPr>
+              <w:t>DEAD / forward 관찰</w:t>
+            </w:r>
+          </w:p>
+        </w:tc>
+        <w:tc>
+          <w:tcPr>
+            <w:tcW w:type="dxa" w:w="1440"/>
+          </w:tcPr>
+          <w:p>
+            <w:r>
+              <w:rPr>
+                <w:sz w:val="18"/>
+              </w:rPr>
+              <w:t>reports/AlphaLab_v1_result.md</w:t>
+            </w:r>
+          </w:p>
+        </w:tc>
+      </w:tr>
+    </w:tbl>
+    <w:p>
+      <w:r>
+        <w:rPr>
+          <w:b w:val="0"/>
+          <w:i/>
+          <w:color w:val="808080"/>
+          <w:sz w:val="19"/>
+        </w:rPr>
+        <w:t>→ 모든 trial은 결과 보기 전 사전등록(kill 조건 잠금)됐고, 판정·산출물 경로가 repo에 보존된다. 이것이 'goalpost 이동(config-mining)'을 막은 핵심 장치다.</w:t>
+      </w:r>
+    </w:p>
+    <w:p>
+      <w:pPr>
+        <w:pStyle w:val="Heading1"/>
+      </w:pPr>
+      <w:r>
+        <w:rPr>
+          <w:color w:val="1F3864"/>
+        </w:rPr>
         <w:t>References</w:t>
       </w:r>
     </w:p>

--- a/PRAMANA_V4/PRAMANA_Final_Report_for_Submission.docx
+++ b/PRAMANA_V4/PRAMANA_Final_Report_for_Submission.docx
@@ -134,7 +134,7 @@
         <w:rPr>
           <w:sz w:val="20"/>
         </w:rPr>
-        <w:t>사전등록(pre-registration): 모든 실험은 결과를 보기 *전에* 가설·비교군·kill 조건을 문서로 고정(goalpost 이동 = config-mining 금지).</w:t>
+        <w:t>사전등록 + trial ledger: 핵심 kill-test는 결과를 보기 *전에* 가설·비교군·kill 조건을 문서로 고정했고, 나머지 반복은 trial ledger + 사후 변경금지 규율로 추적(goalpost 이동 = config-mining 금지).</w:t>
       </w:r>
     </w:p>
     <w:p>
@@ -2189,7 +2189,7 @@
           <w:i w:val="0"/>
           <w:sz w:val="21"/>
         </w:rPr>
-        <w:t>본 연구의 기여는 '알파를 찾았다'가 아니라 '솔로가 유료 기관급 데이터(Sharadar)까지 동원한 환경에서 알파의 부재를 *엄격한 사전등록·OOS·비용후·적대적 검수로 robust하게 실증*하고, 재사용 가능한 검증 프레임워크를 구축했다'는 데 있다. 특히 적대적 검수가 look-ahead 누수를 2회 적발해 가짜 알파를 폐기한 것(§2.1)은 본 OS가 '통과'가 아니라 '기각'으로 작동하는 false-alpha rejection machine임을 보인다. Negative result이되 방법론적 엄밀성과 재현성(clone 후 one-command 재현·데이터 해시 동결)을 갖춘 정직한 연구이며, AI(LLM)를 *예측 엔진이 아니라 적대적 검수·정성 구조화 보조*로 위치시킨 운영 모델을 제시한다.</w:t>
+        <w:t>본 연구의 기여는 '알파를 찾았다'가 아니라 '솔로가 유료 기관급 데이터(Sharadar)까지 동원한 환경에서 알파의 부재를 *사전등록·OOS·비용후·적대적 검수로 (trial registry·kill-gate 수준에서) 강하게 실증*하고, 재사용 가능한 검증 프레임워크를 구축했다'는 데 있다. 특히 적대적 검수가 look-ahead 누수를 2회 적발해 가짜 알파를 폐기한 것(§2.1)은 본 OS가 '통과'가 아니라 '기각'으로 작동하는 false-alpha rejection machine임을 보인다. Negative result이되 방법론적 엄밀성과 재현성(clone 후 one-command 재현·데이터 해시 동결)을 갖춘 정직한 연구이며, AI(LLM)를 *예측 엔진이 아니라 적대적 검수·정성 구조화 보조*로 위치시킨 운영 모델을 제시한다.</w:t>
       </w:r>
     </w:p>
     <w:p>
@@ -2882,7 +2882,7 @@
               <w:rPr>
                 <w:sz w:val="18"/>
               </w:rPr>
-              <w:t>reports/V3_*_result.md</w:t>
+              <w:t>reports/V3_sleeve_vrp_result.md · V3_overlay_alpha_result.md</w:t>
             </w:r>
           </w:p>
         </w:tc>
@@ -3042,7 +3042,7 @@
               <w:rPr>
                 <w:sz w:val="18"/>
               </w:rPr>
-              <w:t>reports/MT1_result.md · v7 dashboard</w:t>
+              <w:t>reports/MT1_result.md · V8_Candidate_crashpack_result.md</w:t>
             </w:r>
           </w:p>
         </w:tc>
@@ -3216,7 +3216,7 @@
           <w:color w:val="808080"/>
           <w:sz w:val="19"/>
         </w:rPr>
-        <w:t>→ 모든 trial은 결과 보기 전 사전등록(kill 조건 잠금)됐고, 판정·산출물 경로가 repo에 보존된다. 이것이 'goalpost 이동(config-mining)'을 막은 핵심 장치다.</w:t>
+        <w:t>→ 핵심 kill-test는 결과 전 사전등록(kill 조건 잠금)됐고, 모든 trial의 판정·산출물 경로가 repo에 보존된다. 사후 변경금지 규율이 'goalpost 이동(config-mining)'을 막는다.</w:t>
       </w:r>
     </w:p>
     <w:p>

--- a/PRAMANA_V4/PRAMANA_Final_Report_for_Submission.docx
+++ b/PRAMANA_V4/PRAMANA_Final_Report_for_Submission.docx
@@ -70,7 +70,63 @@
           <w:i w:val="0"/>
           <w:sz w:val="21"/>
         </w:rPr>
-        <w:t>본 연구는 개인(solo) 연구자가 AI(LLM)를 보조 엔진으로 활용하여, 미국 주식·ETF를 대상으로 *검증 가능한* 체계적 알파를 탐색·검증하는 운영체계 PRAMANA를 구축한 기록이다. 핵심 방법론은 '데이터 정직성 → 비용 정직성 → 검증 통과 → 그 다음에야 모델 비교'라는 순서 잠금과, 모든 가설에 대한 **사전등록(pre-registration)·OOS·비용후·look-ahead 차단·적대적 AI 검수(adversarial council)·사전 kill 조건**의 일관 적용이다. 단순/선형 횡단면 팩터, 결합·트리·ML, 레버리지 베타, 4종의 마켓타이밍, intraday 급등주 setup, 그리고 정성(8-K 공시) 텍스트에 이르기까지 **8세대의 가설을 유료 기관급 PIT 데이터(Sharadar Core US Equities·survivorship-free)와 무료 보조(EDGAR 8-K·yfinance forward)로 검증한 결과, **이 데이터·비용·제약·기간(2016–2026)에서 개인이 SPY/QQQ를 위험조정 기준 반복적으로 초과하는 '매수형 알파'는 발견되지 않았다(범위 조건부 negative — 보편적 부재 주장이 아님).** (저품질 데이터 탓이 아니라 — 유료 기관급 데이터로도 부재한다는 점이 negative를 더 강하게 만든다.) 이는 efficient market 가설, 최근 SPIVA U.S. scorecards(대형주 액티브 펀드 다수가 인덱스 미달), Gu-Kelly-Xiu(2020 — 전문 대규모 ML에도 월 OOS R²가 ≈0.33–0.40%로 작고 구현 장벽이 큼)와 정합하는 *scope-conditional negative*(8개 사전등록 시도 범위 — 보편적 부재 주장이 아님)이다. 그러나 본 연구는 (1) 재사용 가능한 검증 OS, (2) 자체구축 PIT 벤치마크(실제 SPY와 corr 0.998), (3) 위험조정상 우월한 생존형 분산 코어(V7 4-sleeve), (4) 일관된 '악재 공시 회피' 필터, (5) 가짜 알파를 자본 투입 전에 제거하는 규율을 산출하였다.</w:t>
+        <w:t xml:space="preserve">본 연구는 개인(solo) 연구자가 AI(LLM)를 보조 엔진으로 활용하여, 미국 주식·ETF를 대상으로 *검증 가능한* 체계적 알파를 탐색·검증하는 운영체계 PRAMANA를 구축한 기록이다. 핵심 방법론은 '데이터 정직성 → 비용 정직성 → 검증 통과 → 그 다음에야 모델 비교'라는 순서 잠금과, 핵심 kill-test의 </w:t>
+      </w:r>
+      <w:r>
+        <w:rPr>
+          <w:b/>
+          <w:i w:val="0"/>
+          <w:sz w:val="21"/>
+        </w:rPr>
+        <w:t>사전등록(pre-registration)</w:t>
+      </w:r>
+      <w:r>
+        <w:rPr>
+          <w:b w:val="0"/>
+          <w:i w:val="0"/>
+          <w:sz w:val="21"/>
+        </w:rPr>
+        <w:t xml:space="preserve">과, 전 실험에 걸친 </w:t>
+      </w:r>
+      <w:r>
+        <w:rPr>
+          <w:b/>
+          <w:i w:val="0"/>
+          <w:sz w:val="21"/>
+        </w:rPr>
+        <w:t>OOS·비용후·look-ahead 차단·적대적 AI 검수(adversarial council)·trial ledger·사후 변경금지</w:t>
+      </w:r>
+      <w:r>
+        <w:rPr>
+          <w:b w:val="0"/>
+          <w:i w:val="0"/>
+          <w:sz w:val="21"/>
+        </w:rPr>
+        <w:t xml:space="preserve">의 일관 적용이다. 단순/선형 횡단면 팩터, 결합·트리·ML, 레버리지 베타, 4종의 마켓타이밍, intraday 급등주 setup, 그리고 정성(8-K 공시) 텍스트에 이르기까지 </w:t>
+      </w:r>
+      <w:r>
+        <w:rPr>
+          <w:b/>
+          <w:i w:val="0"/>
+          <w:sz w:val="21"/>
+        </w:rPr>
+        <w:t xml:space="preserve">8세대의 가설을 유료 기관급 PIT 데이터(Sharadar Core US Equities·survivorship-free)와 무료 보조(EDGAR 8-K·yfinance forward)로 검증한 결과, </w:t>
+      </w:r>
+      <w:r>
+        <w:rPr>
+          <w:b w:val="0"/>
+          <w:i w:val="0"/>
+          <w:sz w:val="21"/>
+        </w:rPr>
+        <w:t>이 데이터·비용·제약·기간(2016–2026)에서 개인이 SPY/QQQ를 위험조정 기준 반복적으로 초과하는 '매수형 알파'는 발견되지 않았다(범위 조건부 negative — 보편적 부재 주장이 아님).</w:t>
+      </w:r>
+      <w:r>
+        <w:rPr>
+          <w:b/>
+          <w:i w:val="0"/>
+          <w:sz w:val="21"/>
+        </w:rPr>
+        <w:t xml:space="preserve"> (저품질 데이터 탓이 아니라 — 유료 기관급 데이터로도 부재한다는 점이 negative를 더 강하게 만든다.) 이는 efficient market 가설, 최근 SPIVA U.S. scorecards(대형주 액티브 펀드 다수가 인덱스 미달), Gu-Kelly-Xiu(2020 — 전문 대규모 ML에도 월 OOS R²가 ≈0.33–0.40%로 작고 구현 장벽이 큼)와 정합하는 *scope-conditional negative*(8개 사전등록 시도 범위 — 보편적 부재 주장이 아님)이다. 그러나 본 연구는 (1) 재사용 가능한 검증 OS, (2) 자체구축 PIT 벤치마크(실제 SPY와 corr 0.998), (3) 위험조정상 우월한 생존형 분산 코어(V7 4-sleeve), (4) 일관된 '악재 공시 회피' 필터, (5) 가짜 알파를 자본 투입 전에 제거하는 규율을 산출하였다.</w:t>
       </w:r>
     </w:p>
     <w:p>
@@ -91,7 +147,23 @@
           <w:i w:val="0"/>
           <w:sz w:val="21"/>
         </w:rPr>
-        <w:t>'좋은 종목을 찍는 AI'가 아니라, **개인/소규모 팀이 AI와 함께 운영 가능한 체계적 주식 연구·검증·페이퍼 트레이딩 OS**를 구축하는 것이 목적이다. 통상의 퀀트 연구가 '모델을 먼저 고르고 백테스트가 좋게 나오는' 순서로 인해 비용 과소추정·미래정보 누수·생존편향에 취약하다는 문제의식에서 출발하여, 검증을 *모델보다 앞에* 두는 역순 설계를 채택했다.</w:t>
+        <w:t xml:space="preserve">'좋은 종목을 찍는 AI'가 아니라, </w:t>
+      </w:r>
+      <w:r>
+        <w:rPr>
+          <w:b/>
+          <w:i w:val="0"/>
+          <w:sz w:val="21"/>
+        </w:rPr>
+        <w:t>개인/소규모 팀이 AI와 함께 운영 가능한 체계적 주식 연구·검증·페이퍼 트레이딩 OS</w:t>
+      </w:r>
+      <w:r>
+        <w:rPr>
+          <w:b w:val="0"/>
+          <w:i w:val="0"/>
+          <w:sz w:val="21"/>
+        </w:rPr>
+        <w:t>를 구축하는 것이 목적이다. 통상의 퀀트 연구가 '모델을 먼저 고르고 백테스트가 좋게 나오는' 순서로 인해 비용 과소추정·미래정보 누수·생존편향에 취약하다는 문제의식에서 출발하여, 검증을 *모델보다 앞에* 두는 역순 설계를 채택했다.</w:t>
       </w:r>
     </w:p>
     <w:p>
@@ -121,6 +193,7 @@
       </w:pPr>
       <w:r>
         <w:rPr>
+          <w:b w:val="0"/>
           <w:sz w:val="20"/>
         </w:rPr>
         <w:t>순서 잠금: data honesty → cost honesty → validation → then models (모델은 마지막).</w:t>
@@ -132,6 +205,7 @@
       </w:pPr>
       <w:r>
         <w:rPr>
+          <w:b w:val="0"/>
           <w:sz w:val="20"/>
         </w:rPr>
         <w:t>사전등록 + trial ledger: 핵심 kill-test는 결과를 보기 *전에* 가설·비교군·kill 조건을 문서로 고정했고, 나머지 반복은 trial ledger + 사후 변경금지 규율로 추적(goalpost 이동 = config-mining 금지).</w:t>
@@ -143,6 +217,7 @@
       </w:pPr>
       <w:r>
         <w:rPr>
+          <w:b w:val="0"/>
           <w:sz w:val="20"/>
         </w:rPr>
         <w:t>Look-ahead 차단: next-bar 체결, PIT(point-in-time) 멤버십, acceptance-timestamp 기준 진입.</w:t>
@@ -154,6 +229,7 @@
       </w:pPr>
       <w:r>
         <w:rPr>
+          <w:b w:val="0"/>
           <w:sz w:val="20"/>
         </w:rPr>
         <w:t>OOS·비용후: walk-forward + 최종 untouched holdout, 거래비용·턴오버·세금 반영.</w:t>
@@ -165,6 +241,7 @@
       </w:pPr>
       <w:r>
         <w:rPr>
+          <w:b w:val="0"/>
           <w:sz w:val="20"/>
         </w:rPr>
         <w:t>적대적 AI 검수(Adversarial Council): Claude(설계) ↔ Codex(반증) 2모델이 look-ahead·survivorship·overfit·hidden-coupling을 상호 공격(no-echo).</w:t>
@@ -176,6 +253,7 @@
       </w:pPr>
       <w:r>
         <w:rPr>
+          <w:b w:val="0"/>
           <w:sz w:val="20"/>
         </w:rPr>
         <w:t>다중검정 위험 통제: trial registry + 사전 kill 조건으로 1차 완화 (DSR/PBO는 정식 산출 미완료·향후 과제 — 개념적 인지 수준).</w:t>
@@ -187,6 +265,7 @@
       </w:pPr>
       <w:r>
         <w:rPr>
+          <w:b w:val="0"/>
           <w:sz w:val="20"/>
         </w:rPr>
         <w:t>판정 라벨 분리: capital-veto(자본권한)와 research-veto(연구개방)를 분리 — 연구는 자본권한 0으로 개방.</w:t>
@@ -218,6 +297,7 @@
       </w:pPr>
       <w:r>
         <w:rPr>
+          <w:b w:val="0"/>
           <w:sz w:val="20"/>
         </w:rPr>
         <w:t>Receipt 1 (RVOL look-ahead · intraday): 초기 sim이 당일 전체 거래량을 진입 전에 사용(미래정보). 진입시점 누적 RVOL로 수정 후 재실행 → 엣지 붕괴(중앙값 −0.41%·false breakout 56%) → setup 폐기(DEAD).</w:t>
@@ -229,6 +309,7 @@
       </w:pPr>
       <w:r>
         <w:rPr>
+          <w:b w:val="0"/>
           <w:sz w:val="20"/>
         </w:rPr>
         <w:t>Receipt 2 (동적 allocator same-day leak): 동적 배분이 당일 신호로 당일 수익을 계산. next-bar 수정 + ablation → 동적 기여 −113%p → 동적 타이밍 OFF 확정.</w:t>
@@ -240,6 +321,7 @@
       </w:pPr>
       <w:r>
         <w:rPr>
+          <w:b w:val="0"/>
           <w:sz w:val="20"/>
         </w:rPr>
         <w:t>함의: 두 건 모두 누수 제거 후 '좋던' 결과가 사라졌다 — backtest 수익률보다 leakage/overfitting 방어가 본 연구의 실질이다.</w:t>
@@ -2057,6 +2139,7 @@
       </w:pPr>
       <w:r>
         <w:rPr>
+          <w:b w:val="0"/>
           <w:sz w:val="20"/>
         </w:rPr>
         <w:t>정보이론적 한계: 모델은 정보를 *추출*할 뿐 *창조*하지 않는다. 기성·정형 데이터(유료 PIT 포함)에 잔존 알파가 작으면 어떤 ML도 한계를 넘지 못한다(GKX 월 OOS R² ≈ 0.4%).</w:t>
@@ -2068,6 +2151,7 @@
       </w:pPr>
       <w:r>
         <w:rPr>
+          <w:b w:val="0"/>
           <w:sz w:val="20"/>
         </w:rPr>
         <w:t>벤치마크의 강도: SPY/QQQ는 '평균 개인'이 아니라 시장 집단지성·초저비용·세금효율·승자 비중확대를 내장. 프로 79%(SPIVA)도 미달.</w:t>
@@ -2079,6 +2163,7 @@
       </w:pPr>
       <w:r>
         <w:rPr>
+          <w:b w:val="0"/>
           <w:sz w:val="20"/>
         </w:rPr>
         <w:t>산업 vs 개인: XTX·Jane Street 등은 단일 모델이 아니라 미세구조·유동성공급·초저지연 체결·독점데이터·자본·조직의 *시스템*으로 수익을 낸다. 개인이 접근 가능한 데이터(유료 기성 PIT 포함)로는 복제 불가능한 게임이다.</w:t>
@@ -2090,6 +2175,7 @@
       </w:pPr>
       <w:r>
         <w:rPr>
+          <w:b w:val="0"/>
           <w:sz w:val="20"/>
         </w:rPr>
         <w:t>개인의 잔존 우위: (1) 행동 우위(폭락에서 매도하지 않는 규율), (2) 제약 우위(기관이 못 드는 극소형), (3) 정성 해석(LLM 보조), (4) 리스크 구조(생존형 분산). — 단 (1)·(4)가 실현수익에 가장 크게 기여.</w:t>
@@ -2113,7 +2199,7 @@
           <w:i w:val="0"/>
           <w:sz w:val="21"/>
         </w:rPr>
-        <w:t>유료 기관급 PIT 데이터(Sharadar)로도 개인이 SPY/QQQ를 위험조정 기준 반복 초과하는 매수형 알파는 발견되지 않았다(8개 사전등록 시도의 *scope-conditional negative* · 저품질 데이터 탓 아님). 본 연구는 실패가 아니라 *현재 데이터·비용·기간·제약(2016–2026)에서 반복 가능한 매수형 알파의 부재를 엄격히 실증*한 범위 조건부 결과이며, 산출물은 ① 재사용 검증 OS, ② PIT 벤치마크(corr 0.998), ③ backtest 생존코어 후보 V7, ④ 악재 공시 회피 필터, ⑤ 가짜 알파를 자본 투입 전 제거하는 규율이다. (에필로그) 후속 페이퍼 북 A1(Catalyst Attack)·A2(Convex Raider)는 위험을 정직하게 인정한 paper·자본0 공격 베팅으로, *검증된 알파가 아니며 본 연구의 기여 주장도 아니다(not a contribution claim)*.</w:t>
+        <w:t>유료 기관급 PIT 데이터(Sharadar)로도 개인이 SPY/QQQ를 위험조정 기준 반복 초과하는 매수형 알파는 발견되지 않았다(8개 전략 family · 핵심 kill-test 사전등록 · *scope-conditional negative* · 저품질 데이터 탓 아님). 본 연구는 실패가 아니라 *현재 데이터·비용·기간·제약(2016–2026)에서 반복 가능한 매수형 알파의 부재를 엄격히 실증*한 범위 조건부 결과이며, 산출물은 ① 재사용 검증 OS, ② PIT 벤치마크(corr 0.998), ③ backtest 생존코어 후보 V7, ④ 악재 공시 회피 필터, ⑤ 가짜 알파를 자본 투입 전 제거하는 규율이다. (에필로그) 후속 페이퍼 북 A1(Catalyst Attack)·A2(Convex Raider)는 위험을 정직하게 인정한 paper·자본0 공격 베팅으로, *검증된 알파가 아니며 본 연구의 기여 주장도 아니다(not a contribution claim)*.</w:t>
       </w:r>
     </w:p>
     <w:p>
@@ -2133,6 +2219,7 @@
       </w:pPr>
       <w:r>
         <w:rPr>
+          <w:b w:val="0"/>
           <w:sz w:val="20"/>
         </w:rPr>
         <w:t>표본 기간(2016–2026)은 메가캡·저변동성 레짐에 편향 — 닷컴/2008은 proxy로만, forward MDD 과소추정 가능.</w:t>
@@ -2144,6 +2231,7 @@
       </w:pPr>
       <w:r>
         <w:rPr>
+          <w:b w:val="0"/>
           <w:sz w:val="20"/>
         </w:rPr>
         <w:t>in-sample/benign sample 위의 결론 — 모든 채택은 paper·자본권한 0·12개월 forward·2-feed reconciliation·사람 게이트 전 자본 금지.</w:t>
@@ -2155,6 +2243,7 @@
       </w:pPr>
       <w:r>
         <w:rPr>
+          <w:b w:val="0"/>
           <w:sz w:val="20"/>
         </w:rPr>
         <w:t>정성(LLM) 축은 baseline까지만 검증 — delayed recognition·LLM catalyst grade는 forward 관찰 대상.</w:t>
@@ -2166,6 +2255,7 @@
       </w:pPr>
       <w:r>
         <w:rPr>
+          <w:b w:val="0"/>
           <w:sz w:val="20"/>
         </w:rPr>
         <w:t>공매도·옵션·극소형은 솔로 실행 제약으로 미검증.</w:t>
@@ -2459,7 +2549,7 @@
         <w:rPr>
           <w:color w:val="1F3864"/>
         </w:rPr>
-        <w:t>부록 B. Evidence Ledger — 사전등록 8세대 trial 추적</w:t>
+        <w:t>부록 B. Evidence Ledger — 8세대 trial 추적 (핵심 kill-test 사전등록 · 전체 trial ledger)</w:t>
       </w:r>
     </w:p>
     <w:p>
@@ -3236,6 +3326,7 @@
       </w:pPr>
       <w:r>
         <w:rPr>
+          <w:b w:val="0"/>
           <w:sz w:val="18"/>
         </w:rPr>
         <w:t>SPIVA U.S. Scorecard — S&amp;P Dow Jones Indices (액티브 펀드 다수가 인덱스 미달, ~79%).</w:t>
@@ -3247,6 +3338,7 @@
       </w:pPr>
       <w:r>
         <w:rPr>
+          <w:b w:val="0"/>
           <w:sz w:val="18"/>
         </w:rPr>
         <w:t>Gu, Kelly &amp; Xiu (2020), Empirical Asset Pricing via Machine Learning, Review of Financial Studies (ML 월 OOS R² ≈ 0.33–0.40%).</w:t>
@@ -3258,6 +3350,7 @@
       </w:pPr>
       <w:r>
         <w:rPr>
+          <w:b w:val="0"/>
           <w:sz w:val="18"/>
         </w:rPr>
         <w:t>Bailey &amp; Lopez de Prado (2014), The Deflated Sharpe Ratio, Journal of Portfolio Management (다중검정·선택편향 보정).</w:t>
@@ -3269,6 +3362,7 @@
       </w:pPr>
       <w:r>
         <w:rPr>
+          <w:b w:val="0"/>
           <w:sz w:val="18"/>
         </w:rPr>
         <w:t>Harvey, Liu &amp; Zhu (2016), ...and the Cross-Section of Expected Returns, Review of Financial Studies (false discoveries · 임계 t).</w:t>
@@ -3280,6 +3374,7 @@
       </w:pPr>
       <w:r>
         <w:rPr>
+          <w:b w:val="0"/>
           <w:sz w:val="18"/>
         </w:rPr>
         <w:t>Lopez de Prado (2018), Advances in Financial Machine Learning, Wiley (PBO · purged/embargoed CV).</w:t>

--- a/PRAMANA_V4/PRAMANA_Final_Report_for_Submission.docx
+++ b/PRAMANA_V4/PRAMANA_Final_Report_for_Submission.docx
@@ -49,7 +49,29 @@
           <w:color w:val="808080"/>
           <w:sz w:val="18"/>
         </w:rPr>
-        <w:t>PAPER only · NO LIVE · 가상자본 ₩100M · 2026-06-13</w:t>
+        <w:t>PAPER only · NO LIVE · 가상자본 ₩100M · 2026-06-14</w:t>
+      </w:r>
+    </w:p>
+    <w:p>
+      <w:r>
+        <w:rPr>
+          <w:b/>
+          <w:i w:val="0"/>
+          <w:color w:val="2563EB"/>
+          <w:sz w:val="19"/>
+        </w:rPr>
+        <w:t>🌐 Live 대시보드:  https://click6067-ship-it.github.io/quant-pramana/</w:t>
+      </w:r>
+    </w:p>
+    <w:p>
+      <w:r>
+        <w:rPr>
+          <w:b/>
+          <w:i w:val="0"/>
+          <w:color w:val="2563EB"/>
+          <w:sz w:val="19"/>
+        </w:rPr>
+        <w:t>📦 코드·데이터 repo:  https://github.com/click6067-ship-it/quant-pramana</w:t>
       </w:r>
     </w:p>
     <w:p>
@@ -2538,7 +2560,7 @@
           <w:color w:val="808080"/>
           <w:sz w:val="17"/>
         </w:rPr>
-        <w:t>부속 자료: PRAMANA_Lineage_Dossier.docx(v1~V8 계보·LOCK) · PRAMANA_All_Experiments_Ledger.md · PRAMANA_Conclusions_OneLine.md · PRAMANA_A1_Attack_Book_Final.md · 라이브 대시보드(outputs/*.html) · 코드/데이터 repo(PAPER, no live).</w:t>
+        <w:t>부속 자료: PRAMANA_Lineage_Dossier.docx(v1~V8 계보·LOCK) · PRAMANA_All_Experiments_Ledger.md · PRAMANA_Conclusions_OneLine.md · PRAMANA_A1_Attack_Book_Final.md · Live 대시보드 https://click6067-ship-it.github.io/quant-pramana/ · 코드·데이터 repo https://github.com/click6067-ship-it/quant-pramana (PAPER · no live capital).</w:t>
       </w:r>
     </w:p>
     <w:p>

--- a/PRAMANA_V4/PRAMANA_Final_Report_for_Submission.docx
+++ b/PRAMANA_V4/PRAMANA_Final_Report_for_Submission.docx
@@ -2301,7 +2301,23 @@
           <w:i w:val="0"/>
           <w:sz w:val="21"/>
         </w:rPr>
-        <w:t>본 연구의 기여는 '알파를 찾았다'가 아니라 '솔로가 유료 기관급 데이터(Sharadar)까지 동원한 환경에서 알파의 부재를 *사전등록·OOS·비용후·적대적 검수로 (trial registry·kill-gate 수준에서) 강하게 실증*하고, 재사용 가능한 검증 프레임워크를 구축했다'는 데 있다. 특히 적대적 검수가 look-ahead 누수를 2회 적발해 가짜 알파를 폐기한 것(§2.1)은 본 OS가 '통과'가 아니라 '기각'으로 작동하는 false-alpha rejection machine임을 보인다. Negative result이되 방법론적 엄밀성과 재현성(clone 후 one-command 재현·데이터 해시 동결)을 갖춘 정직한 연구이며, AI(LLM)를 *예측 엔진이 아니라 적대적 검수·정성 구조화 보조*로 위치시킨 운영 모델을 제시한다.</w:t>
+        <w:t xml:space="preserve">본 연구의 기여는 '알파를 찾았다'가 아니라 '솔로가 유료 기관급 데이터(Sharadar)까지 동원한 환경에서 알파의 부재를 *사전등록·OOS·비용후·적대적 검수로 (trial registry·kill-gate 수준에서) 강하게 실증*하고, 재사용 가능한 검증 프레임워크를 구축했다'는 데 있다. 특히 적대적 검수가 look-ahead 누수를 2회 적발해 가짜 알파를 폐기한 것(§2.1)은 본 OS가 '통과'가 아니라 '기각'으로 작동하는 false-alpha rejection machine임을 보인다. Negative result이되 방법론적 엄밀성과 재현성(clone 후 one-command 재현·데이터 해시 동결)을 갖춘 정직한 연구이며, AI(LLM)를 *예측 엔진이 아니라 적대적 검수·정성 구조화 보조*로 위치시킨 운영 모델을 제시한다. 특히, public 공개 후 </w:t>
+      </w:r>
+      <w:r>
+        <w:rPr>
+          <w:b/>
+          <w:i w:val="0"/>
+          <w:sz w:val="21"/>
+        </w:rPr>
+        <w:t>외부 독립 리뷰어가 코드를 보지 않고 README만으로 내부 적대검수(Codex)와 동일한 약점</w:t>
+      </w:r>
+      <w:r>
+        <w:rPr>
+          <w:b w:val="0"/>
+          <w:i w:val="0"/>
+          <w:sz w:val="21"/>
+        </w:rPr>
+        <w:t>(verifiability 슬로건의 과장·8-K survivor 통계 미검증·마켓타이밍 결론의 regime 의존성)을 지적했다 — 검증 프레임의 robustness가 reviewer-orthogonal하게 외부 교차확인된 사례다(상세: External_Review.md).</w:t>
       </w:r>
     </w:p>
     <w:p>
@@ -2560,7 +2576,7 @@
           <w:color w:val="808080"/>
           <w:sz w:val="17"/>
         </w:rPr>
-        <w:t>부속 자료: PRAMANA_Lineage_Dossier.docx(v1~V8 계보·LOCK) · PRAMANA_All_Experiments_Ledger.md · PRAMANA_Conclusions_OneLine.md · PRAMANA_A1_Attack_Book_Final.md · Live 대시보드 https://click6067-ship-it.github.io/quant-pramana/ · 코드·데이터 repo https://github.com/click6067-ship-it/quant-pramana (PAPER · no live capital).</w:t>
+        <w:t>부속 자료: PRAMANA_Lineage_Dossier.docx(v1~V8 계보·LOCK) · PRAMANA_All_Experiments_Ledger.md · PRAMANA_Conclusions_OneLine.md · PRAMANA_A1_Attack_Book_Final.md · Live 대시보드 https://click6067-ship-it.github.io/quant-pramana/ · 코드·데이터 repo https://github.com/click6067-ship-it/quant-pramana · 외부검증 기록 https://github.com/click6067-ship-it/quant-pramana/blob/main/External_Review.md (PAPER · no live capital).</w:t>
       </w:r>
     </w:p>
     <w:p>
